--- a/대본/1부/10화_Forty_Million.docx
+++ b/대본/1부/10화_Forty_Million.docx
@@ -2,7 +2,7 @@
 <file path=word/document.xml><?xml version="1.0" encoding="utf-8"?>
 <w:document xmlns:w="http://schemas.openxmlformats.org/wordprocessingml/2006/main" xmlns:m="http://schemas.openxmlformats.org/officeDocument/2006/math" xmlns:r="http://schemas.openxmlformats.org/officeDocument/2006/relationships" xmlns:o="urn:schemas-microsoft-com:office:office" xmlns:v="urn:schemas-microsoft-com:vml" xmlns:w10="urn:schemas-microsoft-com:office:word" xmlns:a="http://schemas.openxmlformats.org/drawingml/2006/main" xmlns:pic="http://schemas.openxmlformats.org/drawingml/2006/picture" xmlns:wp="http://schemas.openxmlformats.org/drawingml/2006/wordprocessingDrawing">
   <w:body>
-    <w:bookmarkStart w:id="31" w:name="ship-it-1부-10화"/>
+    <w:bookmarkStart w:id="32" w:name="ship-it-1부-10화"/>
     <w:p>
       <w:pPr>
         <w:pStyle w:val="Heading1"/>
@@ -65,7 +65,7 @@
         <w:t xml:space="preserve"> </w:t>
       </w:r>
       <w:r>
-        <w:t xml:space="preserve">- 규칙: 지문 없음. 전 화 100% 「화자명: 대사」. 1턴 15단어 이내.</w:t>
+        <w:t xml:space="preserve">- 규칙: 지문 없음. 전 화 100% 「화자명: 대사」. 1턴 15단어 이내 + 긴 턴 10~15회(25~35단어).</w:t>
       </w:r>
       <w:r>
         <w:t xml:space="preserve"> </w:t>
@@ -243,13 +243,13 @@
         </w:numPr>
       </w:pPr>
       <w:r>
-        <w:t xml:space="preserve">PRIYA: Botox relaxes muscles. Filler adds volume. Like a cushion under the skin.</w:t>
-      </w:r>
-      <w:r>
-        <w:t xml:space="preserve"> </w:t>
-      </w:r>
-      <w:r>
-        <w:t xml:space="preserve">프리야: 보톡스는 근육을 이완시키고, 필러는 볼륨을 채워. 피부 아래 쿠션처럼.</w:t>
+        <w:t xml:space="preserve">PRIYA: Botox relaxes muscles, so the lines soften. Filler adds volume. It’s a gel that sits under the skin like a cushion and fills in the places that look hollow.</w:t>
+      </w:r>
+      <w:r>
+        <w:t xml:space="preserve"> </w:t>
+      </w:r>
+      <w:r>
+        <w:t xml:space="preserve">프리야: 보톡스는 근육을 이완시켜서 주름이 부드러워져. 필러는 볼륨을 채워. 피부 아래 쿠션처럼 자리 잡는 젤인데, 꺼져 보이는 부분을 채워 주는 거야.</w:t>
       </w:r>
     </w:p>
     <w:p>
@@ -474,13 +474,13 @@
         </w:numPr>
       </w:pPr>
       <w:r>
-        <w:t xml:space="preserve">PRIYA: That’s normal for medical products. Approval comes before sales.</w:t>
-      </w:r>
-      <w:r>
-        <w:t xml:space="preserve"> </w:t>
-      </w:r>
-      <w:r>
-        <w:t xml:space="preserve">프리야: 의료 제품은 그게 정상이에요. 승인이 판매보다 먼저니까요.</w:t>
+        <w:t xml:space="preserve">PRIYA: That’s normal for medical products. Approval comes before sales. Until the FDA says yes, we can’t sell a single syringe, so all those years are spent on research and trials.</w:t>
+      </w:r>
+      <w:r>
+        <w:t xml:space="preserve"> </w:t>
+      </w:r>
+      <w:r>
+        <w:t xml:space="preserve">프리야: 의료 제품은 그게 정상이에요. 승인이 판매보다 먼저니까요. FDA가 승인하기 전엔 주사기 하나도 못 팔아요. 그래서 그 기간은 전부 연구와 임상에 쓰이는 거예요.</w:t>
       </w:r>
     </w:p>
     <w:p>
@@ -695,13 +695,13 @@
         </w:numPr>
       </w:pPr>
       <w:r>
-        <w:t xml:space="preserve">DENISE: That’s a big mistake. People are usually the biggest cost.</w:t>
-      </w:r>
-      <w:r>
-        <w:t xml:space="preserve"> </w:t>
-      </w:r>
-      <w:r>
-        <w:t xml:space="preserve">데니스: 그건 큰 실수예요. 보통 사람이 가장 큰 비용이에요.</w:t>
+        <w:t xml:space="preserve">DENISE: That’s a big mistake. People are usually the biggest cost. Chemists, engineers, someone to run the trial. They all need a salary every month, whether the experiments work or not.</w:t>
+      </w:r>
+      <w:r>
+        <w:t xml:space="preserve"> </w:t>
+      </w:r>
+      <w:r>
+        <w:t xml:space="preserve">데니스: 그건 큰 실수예요. 보통 사람이 가장 큰 비용이에요. 화학자, 엔지니어, 임상을 운영할 사람. 실험이 잘되든 안 되든 다들 매달 월급을 받아야 하잖아요.</w:t>
       </w:r>
     </w:p>
     <w:p>
@@ -933,13 +933,13 @@
         </w:numPr>
       </w:pPr>
       <w:r>
-        <w:t xml:space="preserve">DENISE: So, forty-two million. Round numbers are easier for investors to remember.</w:t>
-      </w:r>
-      <w:r>
-        <w:t xml:space="preserve"> </w:t>
-      </w:r>
-      <w:r>
-        <w:t xml:space="preserve">데니스: 그럼 4,200만이네요. 딱 떨어지는 숫자가 투자자들이 기억하기 쉬워요.</w:t>
+        <w:t xml:space="preserve">DENISE: So, forty-two million. Round numbers are easier for investors to remember. And when they ask where it comes from, you can show every step, from lab work to contingency.</w:t>
+      </w:r>
+      <w:r>
+        <w:t xml:space="preserve"> </w:t>
+      </w:r>
+      <w:r>
+        <w:t xml:space="preserve">데니스: 그럼 4,200만이네요. 딱 떨어지는 숫자가 투자자들이 기억하기 쉬워요. 그리고 그 숫자가 어디서 나왔냐고 물으면, 실험실 연구부터 예비비까지 모든 단계를 보여 줄 수 있죠.</w:t>
       </w:r>
     </w:p>
     <w:p>
@@ -1147,13 +1147,13 @@
         </w:numPr>
       </w:pPr>
       <w:r>
-        <w:t xml:space="preserve">ELENA: The trial cost more than planned. Investors lost patience.</w:t>
-      </w:r>
-      <w:r>
-        <w:t xml:space="preserve"> </w:t>
-      </w:r>
-      <w:r>
-        <w:t xml:space="preserve">엘레나: 임상이 계획보다 돈이 더 들었어요. 투자자들이 인내심을 잃었고요.</w:t>
+        <w:t xml:space="preserve">ELENA: The trial cost more than planned, and it took longer. They went back to their investors for more money, and the investors lost patience. Good science, maybe, but the money ran out first.</w:t>
+      </w:r>
+      <w:r>
+        <w:t xml:space="preserve"> </w:t>
+      </w:r>
+      <w:r>
+        <w:t xml:space="preserve">엘레나: 임상이 계획보다 돈이 더 들었고, 더 오래 걸렸어요. 투자자들에게 돈을 더 달라고 다시 갔는데, 투자자들이 인내심을 잃었죠. 과학은 괜찮았을지 몰라도, 돈이 먼저 바닥났어요.</w:t>
       </w:r>
     </w:p>
     <w:p>
@@ -1368,13 +1368,13 @@
         </w:numPr>
       </w:pPr>
       <w:r>
-        <w:t xml:space="preserve">NOAH: Twenty-five thousand. From me. Most of it goes to the outside lab.</w:t>
-      </w:r>
-      <w:r>
-        <w:t xml:space="preserve"> </w:t>
-      </w:r>
-      <w:r>
-        <w:t xml:space="preserve">노아: 2만 5천 달러요. 제 돈이에요. 대부분 외부 연구소로 나가고요.</w:t>
+        <w:t xml:space="preserve">NOAH: Twenty-five thousand. From me. Most of it goes to the outside lab, because the autoclave test alone is eighteen thousand. What’s left covers the bench and the small things.</w:t>
+      </w:r>
+      <w:r>
+        <w:t xml:space="preserve"> </w:t>
+      </w:r>
+      <w:r>
+        <w:t xml:space="preserve">노아: 2만 5천 달러요. 제 돈이에요. 대부분 외부 연구소로 나가요. 고압 멸균 시험 하나만 1만 8천 달러거든요. 남은 돈으로 실험대랑 자잘한 것들을 메워요.</w:t>
       </w:r>
     </w:p>
     <w:p>
@@ -1436,13 +1436,13 @@
         </w:numPr>
       </w:pPr>
       <w:r>
-        <w:t xml:space="preserve">NOAH: My personal runway? About seven months. If I eat a lot of rice.</w:t>
-      </w:r>
-      <w:r>
-        <w:t xml:space="preserve"> </w:t>
-      </w:r>
-      <w:r>
-        <w:t xml:space="preserve">노아: 개인 런웨이요? 7개월쯤이요. 밥을 많이 먹으면요.</w:t>
+        <w:t xml:space="preserve">NOAH: My personal runway? About seven months. If I eat a lot of rice. I quit a good salary at Halvern, so every month without funding comes straight out of my savings.</w:t>
+      </w:r>
+      <w:r>
+        <w:t xml:space="preserve"> </w:t>
+      </w:r>
+      <w:r>
+        <w:t xml:space="preserve">노아: 개인 런웨이요? 7개월쯤이요. 밥을 많이 먹으면요. 할번에서 좋은 월급을 포기했으니까, 투자 없이 보내는 한 달 한 달이 고스란히 제 저축에서 나가요.</w:t>
       </w:r>
     </w:p>
     <w:p>
@@ -1487,13 +1487,13 @@
         </w:numPr>
       </w:pPr>
       <w:r>
-        <w:t xml:space="preserve">MARCUS: And my runway is zero. I have a mortgage and two kids.</w:t>
-      </w:r>
-      <w:r>
-        <w:t xml:space="preserve"> </w:t>
-      </w:r>
-      <w:r>
-        <w:t xml:space="preserve">마커스: 그리고 내 런웨이는 0이야. 대출이 있고 애가 둘이니까.</w:t>
+        <w:t xml:space="preserve">MARCUS: And my runway is zero. I have a mortgage and two kids. I believe in this company, but I can’t stop bringing home a paycheck until Veyra can pay one.</w:t>
+      </w:r>
+      <w:r>
+        <w:t xml:space="preserve"> </w:t>
+      </w:r>
+      <w:r>
+        <w:t xml:space="preserve">마커스: 그리고 내 런웨이는 0이야. 대출이 있고 애가 둘이니까. 이 회사를 믿지만, Veyra가 월급을 줄 수 있을 때까지는 월급 받아 오는 걸 멈출 수 없어.</w:t>
       </w:r>
     </w:p>
     <w:p>
@@ -1599,13 +1599,13 @@
         </w:numPr>
       </w:pPr>
       <w:r>
-        <w:t xml:space="preserve">ELENA: Prove the idea works. In the lab, and in animals.</w:t>
-      </w:r>
-      <w:r>
-        <w:t xml:space="preserve"> </w:t>
-      </w:r>
-      <w:r>
-        <w:t xml:space="preserve">엘레나: 아이디어가 통한다는 걸 증명하는 거예요. 실험실에서, 그리고 동물에서.</w:t>
+        <w:t xml:space="preserve">ELENA: Prove the idea works. In the lab, and in animals. Investors don’t pay for an idea on paper, but they will pay for proof that the idea does what you say.</w:t>
+      </w:r>
+      <w:r>
+        <w:t xml:space="preserve"> </w:t>
+      </w:r>
+      <w:r>
+        <w:t xml:space="preserve">엘레나: 아이디어가 통한다는 걸 증명하는 거예요. 실험실에서, 그리고 동물에서. 투자자들은 종이 위의 아이디어엔 돈을 안 내지만, 그 아이디어가 말한 대로 된다는 증거엔 돈을 내요.</w:t>
       </w:r>
     </w:p>
     <w:p>
@@ -1718,13 +1718,13 @@
         </w:numPr>
       </w:pPr>
       <w:r>
-        <w:t xml:space="preserve">NOAH: Here. Salaries, nine hundred thousand. Lab work, four hundred. The rest, two hundred.</w:t>
-      </w:r>
-      <w:r>
-        <w:t xml:space="preserve"> </w:t>
-      </w:r>
-      <w:r>
-        <w:t xml:space="preserve">노아: 여기요. 급여 90만, 실험 40만, 나머지 20만.</w:t>
+        <w:t xml:space="preserve">NOAH: Here. Salaries, nine hundred thousand, for a small team over eighteen months. Lab work, four hundred thousand, including animal studies. The rest, two hundred, for rent, legal and everything else.</w:t>
+      </w:r>
+      <w:r>
+        <w:t xml:space="preserve"> </w:t>
+      </w:r>
+      <w:r>
+        <w:t xml:space="preserve">노아: 여기요. 급여 90만, 18개월 동안 소규모 팀 기준이에요. 실험 40만, 동물 시험 포함이고요. 나머지 20만은 임대료, 법무, 그리고 그 밖의 모든 것이에요.</w:t>
       </w:r>
     </w:p>
     <w:p>
@@ -1820,13 +1820,13 @@
         </w:numPr>
       </w:pPr>
       <w:r>
-        <w:t xml:space="preserve">DENISE: Then each step needs a milestone. Something investors can see.</w:t>
-      </w:r>
-      <w:r>
-        <w:t xml:space="preserve"> </w:t>
-      </w:r>
-      <w:r>
-        <w:t xml:space="preserve">데니스: 그럼 각 계단마다 마일스톤이 필요해요. 투자자들이 볼 수 있는 거요.</w:t>
+        <w:t xml:space="preserve">DENISE: Then each step needs a milestone. Something investors can see. If you finish a step and show the result, the next investor isn’t buying a dream. They’re buying evidence.</w:t>
+      </w:r>
+      <w:r>
+        <w:t xml:space="preserve"> </w:t>
+      </w:r>
+      <w:r>
+        <w:t xml:space="preserve">데니스: 그럼 각 계단마다 마일스톤이 필요해요. 투자자들이 볼 수 있는 거요. 한 계단을 끝내고 결과를 보여 주면, 다음 투자자는 꿈을 사는 게 아니에요. 증거를 사는 거죠.</w:t>
       </w:r>
     </w:p>
     <w:p>
@@ -2170,13 +2170,13 @@
         </w:numPr>
       </w:pPr>
       <w:r>
-        <w:t xml:space="preserve">NOAH: Do injectors actually want this? Or do we just think they do?</w:t>
-      </w:r>
-      <w:r>
-        <w:t xml:space="preserve"> </w:t>
-      </w:r>
-      <w:r>
-        <w:t xml:space="preserve">노아: 시술자들이 이걸 정말 원할까요? 아니면 우리만 그렇게 생각하는 걸까요?</w:t>
+        <w:t xml:space="preserve">NOAH: Do injectors actually want this? Or do we just think they do? We’ve built a whole plan on that idea, but we haven’t asked enough of the people who’d use it every day.</w:t>
+      </w:r>
+      <w:r>
+        <w:t xml:space="preserve"> </w:t>
+      </w:r>
+      <w:r>
+        <w:t xml:space="preserve">노아: 시술자들이 이걸 정말 원할까요? 아니면 우리만 그렇게 생각하는 걸까요? 우린 그 생각 하나에 계획 전체를 세웠는데, 이걸 매일 쓸 사람들에게는 아직 충분히 물어보지 않았어요.</w:t>
       </w:r>
     </w:p>
     <w:p>
@@ -2222,7 +2222,7 @@
     </w:p>
     <w:bookmarkEnd w:id="25"/>
     <w:bookmarkEnd w:id="26"/>
-    <w:bookmarkStart w:id="30" w:name="학습-부록"/>
+    <w:bookmarkStart w:id="31" w:name="학습-부록"/>
     <w:p>
       <w:pPr>
         <w:pStyle w:val="Heading2"/>
@@ -3063,8 +3063,334 @@
       </w:r>
     </w:p>
     <w:bookmarkEnd w:id="29"/>
+    <w:bookmarkStart w:id="30" w:name="긴-발화-분석"/>
+    <w:p>
+      <w:pPr>
+        <w:pStyle w:val="Heading3"/>
+      </w:pPr>
+      <w:r>
+        <w:t xml:space="preserve">④ 긴 발화 분석</w:t>
+      </w:r>
+    </w:p>
+    <w:p>
+      <w:pPr>
+        <w:pStyle w:val="BlockText"/>
+      </w:pPr>
+      <w:r>
+        <w:rPr>
+          <w:bCs/>
+          <w:b/>
+        </w:rPr>
+        <w:t xml:space="preserve">98턴 DENISE:</w:t>
+      </w:r>
+      <w:r>
+        <w:t xml:space="preserve"> </w:t>
+      </w:r>
+      <w:r>
+        <w:t xml:space="preserve">“</w:t>
+      </w:r>
+      <w:r>
+        <w:t xml:space="preserve">Then each step needs a milestone. Something investors can see. If you finish a step and show the result, the next investor isn’t buying a dream. They’re buying evidence.</w:t>
+      </w:r>
+      <w:r>
+        <w:t xml:space="preserve">”</w:t>
+      </w:r>
+    </w:p>
+    <w:tbl>
+      <w:tblPr>
+        <w:tblStyle w:val="Table"/>
+        <w:tblW w:type="pct" w:w="5000"/>
+        <w:tblLook w:firstRow="1" w:lastRow="0" w:firstColumn="0" w:lastColumn="0" w:noHBand="0" w:noVBand="0" w:val="0020"/>
+        <w:jc w:val="start"/>
+      </w:tblPr>
+      <w:tblGrid>
+        <w:gridCol w:w="2640"/>
+        <w:gridCol w:w="2640"/>
+        <w:gridCol w:w="2640"/>
+      </w:tblGrid>
+      <w:tr>
+        <w:trPr>
+          <w:tblHeader w:val="true"/>
+        </w:trPr>
+        <w:tc>
+          <w:tcPr/>
+          <w:p>
+            <w:pPr>
+              <w:pStyle w:val="Compact"/>
+              <w:jc w:val="left"/>
+            </w:pPr>
+            <w:r>
+              <w:t xml:space="preserve">구조</w:t>
+            </w:r>
+          </w:p>
+        </w:tc>
+        <w:tc>
+          <w:tcPr/>
+          <w:p>
+            <w:pPr>
+              <w:pStyle w:val="Compact"/>
+              <w:jc w:val="left"/>
+            </w:pPr>
+            <w:r>
+              <w:t xml:space="preserve">영어</w:t>
+            </w:r>
+          </w:p>
+        </w:tc>
+        <w:tc>
+          <w:tcPr/>
+          <w:p>
+            <w:pPr>
+              <w:pStyle w:val="Compact"/>
+              <w:jc w:val="left"/>
+            </w:pPr>
+            <w:r>
+              <w:t xml:space="preserve">기능</w:t>
+            </w:r>
+          </w:p>
+        </w:tc>
+      </w:tr>
+      <w:tr>
+        <w:tc>
+          <w:tcPr/>
+          <w:p>
+            <w:pPr>
+              <w:pStyle w:val="Compact"/>
+              <w:jc w:val="left"/>
+            </w:pPr>
+            <w:r>
+              <w:t xml:space="preserve">① 원칙(결론)</w:t>
+            </w:r>
+          </w:p>
+        </w:tc>
+        <w:tc>
+          <w:tcPr/>
+          <w:p>
+            <w:pPr>
+              <w:pStyle w:val="Compact"/>
+              <w:jc w:val="left"/>
+            </w:pPr>
+            <w:r>
+              <w:t xml:space="preserve">Then each step needs a milestone.</w:t>
+            </w:r>
+          </w:p>
+        </w:tc>
+        <w:tc>
+          <w:tcPr/>
+          <w:p>
+            <w:pPr>
+              <w:pStyle w:val="Compact"/>
+              <w:jc w:val="left"/>
+            </w:pPr>
+            <w:r>
+              <w:t xml:space="preserve">앞의 논의(계단식 자금 조달)에서 나오는 원칙을 먼저 말함</w:t>
+            </w:r>
+          </w:p>
+        </w:tc>
+      </w:tr>
+      <w:tr>
+        <w:tc>
+          <w:tcPr/>
+          <w:p>
+            <w:pPr>
+              <w:pStyle w:val="Compact"/>
+              <w:jc w:val="left"/>
+            </w:pPr>
+            <w:r>
+              <w:t xml:space="preserve">② 정의(보충)</w:t>
+            </w:r>
+          </w:p>
+        </w:tc>
+        <w:tc>
+          <w:tcPr/>
+          <w:p>
+            <w:pPr>
+              <w:pStyle w:val="Compact"/>
+              <w:jc w:val="left"/>
+            </w:pPr>
+            <w:r>
+              <w:t xml:space="preserve">Something investors can see.</w:t>
+            </w:r>
+          </w:p>
+        </w:tc>
+        <w:tc>
+          <w:tcPr/>
+          <w:p>
+            <w:pPr>
+              <w:pStyle w:val="Compact"/>
+              <w:jc w:val="left"/>
+            </w:pPr>
+            <w:r>
+              <w:t xml:space="preserve">마일스톤이 무엇인지 짧은 명사구로 풀어 줌</w:t>
+            </w:r>
+          </w:p>
+        </w:tc>
+      </w:tr>
+      <w:tr>
+        <w:tc>
+          <w:tcPr/>
+          <w:p>
+            <w:pPr>
+              <w:pStyle w:val="Compact"/>
+              <w:jc w:val="left"/>
+            </w:pPr>
+            <w:r>
+              <w:t xml:space="preserve">③ 조건(과정)</w:t>
+            </w:r>
+          </w:p>
+        </w:tc>
+        <w:tc>
+          <w:tcPr/>
+          <w:p>
+            <w:pPr>
+              <w:pStyle w:val="Compact"/>
+              <w:jc w:val="left"/>
+            </w:pPr>
+            <w:r>
+              <w:t xml:space="preserve">If you finish a step and show the result,</w:t>
+            </w:r>
+          </w:p>
+        </w:tc>
+        <w:tc>
+          <w:tcPr/>
+          <w:p>
+            <w:pPr>
+              <w:pStyle w:val="Compact"/>
+              <w:jc w:val="left"/>
+            </w:pPr>
+            <w:r>
+              <w:t xml:space="preserve">“</w:t>
+            </w:r>
+            <w:r>
+              <w:t xml:space="preserve">If…</w:t>
+            </w:r>
+            <w:r>
+              <w:t xml:space="preserve">”</w:t>
+            </w:r>
+            <w:r>
+              <w:t xml:space="preserve">로 실행하면 어떤 일이 생기는지 연결</w:t>
+            </w:r>
+          </w:p>
+        </w:tc>
+      </w:tr>
+      <w:tr>
+        <w:tc>
+          <w:tcPr/>
+          <w:p>
+            <w:pPr>
+              <w:pStyle w:val="Compact"/>
+              <w:jc w:val="left"/>
+            </w:pPr>
+            <w:r>
+              <w:t xml:space="preserve">④ 대비(효과)</w:t>
+            </w:r>
+          </w:p>
+        </w:tc>
+        <w:tc>
+          <w:tcPr/>
+          <w:p>
+            <w:pPr>
+              <w:pStyle w:val="Compact"/>
+              <w:jc w:val="left"/>
+            </w:pPr>
+            <w:r>
+              <w:t xml:space="preserve">the next investor isn’t buying a dream. They’re buying evidence.</w:t>
+            </w:r>
+          </w:p>
+        </w:tc>
+        <w:tc>
+          <w:tcPr/>
+          <w:p>
+            <w:pPr>
+              <w:pStyle w:val="Compact"/>
+              <w:jc w:val="left"/>
+            </w:pPr>
+            <w:r>
+              <w:t xml:space="preserve">“</w:t>
+            </w:r>
+            <w:r>
+              <w:t xml:space="preserve">A가 아니라 B</w:t>
+            </w:r>
+            <w:r>
+              <w:t xml:space="preserve">”</w:t>
+            </w:r>
+            <w:r>
+              <w:t xml:space="preserve">로 마일스톤의 가치를 한 줄로 압축</w:t>
+            </w:r>
+          </w:p>
+        </w:tc>
+      </w:tr>
+    </w:tbl>
+    <w:p>
+      <w:pPr>
+        <w:pStyle w:val="BodyText"/>
+      </w:pPr>
+      <w:r>
+        <w:rPr>
+          <w:bCs/>
+          <w:b/>
+        </w:rPr>
+        <w:t xml:space="preserve">활용 패턴:</w:t>
+      </w:r>
+      <w:r>
+        <w:t xml:space="preserve"> </w:t>
+      </w:r>
+      <w:r>
+        <w:t xml:space="preserve">원칙 → 짧은 정의 → If 조건 →</w:t>
+      </w:r>
+      <w:r>
+        <w:t xml:space="preserve"> </w:t>
+      </w:r>
+      <w:r>
+        <w:t xml:space="preserve">“</w:t>
+      </w:r>
+      <w:r>
+        <w:t xml:space="preserve">not A. B.</w:t>
+      </w:r>
+      <w:r>
+        <w:t xml:space="preserve">”</w:t>
+      </w:r>
+      <w:r>
+        <w:t xml:space="preserve"> </w:t>
+      </w:r>
+      <w:r>
+        <w:t xml:space="preserve">대비</w:t>
+      </w:r>
+      <w:r>
+        <w:t xml:space="preserve"> </w:t>
+      </w:r>
+      <w:r>
+        <w:rPr>
+          <w:bCs/>
+          <w:b/>
+        </w:rPr>
+        <w:t xml:space="preserve">연결 표현:</w:t>
+      </w:r>
+      <w:r>
+        <w:t xml:space="preserve"> </w:t>
+      </w:r>
+      <w:r>
+        <w:t xml:space="preserve">Then(그렇다면) · Something … can see(눈에 보이는 무언가) · isn’t buying A. They’re buying B.(A가 아니라 B를 사는 것이다)</w:t>
+      </w:r>
+      <w:r>
+        <w:t xml:space="preserve"> </w:t>
+      </w:r>
+      <w:r>
+        <w:rPr>
+          <w:bCs/>
+          <w:b/>
+        </w:rPr>
+        <w:t xml:space="preserve">연습:</w:t>
+      </w:r>
+      <w:r>
+        <w:t xml:space="preserve"> </w:t>
+      </w:r>
+      <w:r>
+        <w:t xml:space="preserve">프로젝트를 단계별로 나눠야 하는 이유를 팀장에게 같은 구조로 30단어 안팎으로 설명해 보기.</w:t>
+      </w:r>
+    </w:p>
     <w:bookmarkEnd w:id="30"/>
     <w:bookmarkEnd w:id="31"/>
+    <w:bookmarkEnd w:id="32"/>
     <w:sectPr/>
   </w:body>
 </w:document>

--- a/대본/1부/10화_Forty_Million.docx
+++ b/대본/1부/10화_Forty_Million.docx
@@ -2,7 +2,7 @@
 <file path=word/document.xml><?xml version="1.0" encoding="utf-8"?>
 <w:document xmlns:w="http://schemas.openxmlformats.org/wordprocessingml/2006/main" xmlns:m="http://schemas.openxmlformats.org/officeDocument/2006/math" xmlns:r="http://schemas.openxmlformats.org/officeDocument/2006/relationships" xmlns:o="urn:schemas-microsoft-com:office:office" xmlns:v="urn:schemas-microsoft-com:vml" xmlns:w10="urn:schemas-microsoft-com:office:word" xmlns:a="http://schemas.openxmlformats.org/drawingml/2006/main" xmlns:pic="http://schemas.openxmlformats.org/drawingml/2006/picture" xmlns:wp="http://schemas.openxmlformats.org/drawingml/2006/wordprocessingDrawing">
   <w:body>
-    <w:bookmarkStart w:id="32" w:name="ship-it-1부-10화"/>
+    <w:bookmarkStart w:id="38" w:name="ship-it-1부-10화"/>
     <w:p>
       <w:pPr>
         <w:pStyle w:val="Heading1"/>
@@ -135,257 +135,122 @@
     </w:p>
     <w:p>
       <w:pPr>
-        <w:numPr>
-          <w:ilvl w:val="0"/>
-          <w:numId w:val="1001"/>
-        </w:numPr>
+        <w:pStyle w:val="FirstParagraph"/>
       </w:pPr>
       <w:r>
         <w:t xml:space="preserve">KAYLA: Dad! The marketing guy is here. And a lady with a laptop.</w:t>
       </w:r>
-      <w:r>
-        <w:t xml:space="preserve"> </w:t>
-      </w:r>
-      <w:r>
-        <w:t xml:space="preserve">케일라: 아빠! 마케팅 아저씨 왔어. 노트북 든 언니도.</w:t>
-      </w:r>
-    </w:p>
-    <w:p>
-      <w:pPr>
-        <w:numPr>
-          <w:ilvl w:val="0"/>
-          <w:numId w:val="1001"/>
-        </w:numPr>
+    </w:p>
+    <w:p>
+      <w:pPr>
+        <w:pStyle w:val="BodyText"/>
       </w:pPr>
       <w:r>
         <w:t xml:space="preserve">MARCUS: Kayla, his name is Noah. And that’s Dr. Raman.</w:t>
       </w:r>
-      <w:r>
-        <w:t xml:space="preserve"> </w:t>
-      </w:r>
-      <w:r>
-        <w:t xml:space="preserve">마커스: 케일라, 이름은 노아야. 그리고 저분은 라만 박사님이고.</w:t>
-      </w:r>
-    </w:p>
-    <w:p>
-      <w:pPr>
-        <w:numPr>
-          <w:ilvl w:val="0"/>
-          <w:numId w:val="1001"/>
-        </w:numPr>
+    </w:p>
+    <w:p>
+      <w:pPr>
+        <w:pStyle w:val="BodyText"/>
       </w:pPr>
       <w:r>
         <w:t xml:space="preserve">PRIYA: Priya is fine. Hi, Kayla. Nice to meet you.</w:t>
       </w:r>
-      <w:r>
-        <w:t xml:space="preserve"> </w:t>
-      </w:r>
-      <w:r>
-        <w:t xml:space="preserve">프리야: 프리야라고 불러도 돼. 안녕, 케일라. 반가워.</w:t>
-      </w:r>
-    </w:p>
-    <w:p>
-      <w:pPr>
-        <w:numPr>
-          <w:ilvl w:val="0"/>
-          <w:numId w:val="1001"/>
-        </w:numPr>
+    </w:p>
+    <w:p>
+      <w:pPr>
+        <w:pStyle w:val="BodyText"/>
       </w:pPr>
       <w:r>
         <w:t xml:space="preserve">KAYLA: Are you guys making Botox? My friends are obsessed with Botox.</w:t>
       </w:r>
-      <w:r>
-        <w:t xml:space="preserve"> </w:t>
-      </w:r>
-      <w:r>
-        <w:t xml:space="preserve">케일라: 아저씨들 보톡스 만들어요? 내 친구들 보톡스에 완전 빠졌어요.</w:t>
-      </w:r>
-    </w:p>
-    <w:p>
-      <w:pPr>
-        <w:numPr>
-          <w:ilvl w:val="0"/>
-          <w:numId w:val="1001"/>
-        </w:numPr>
+    </w:p>
+    <w:p>
+      <w:pPr>
+        <w:pStyle w:val="BodyText"/>
       </w:pPr>
       <w:r>
         <w:t xml:space="preserve">NOAH: Not Botox. Filler. It’s different.</w:t>
       </w:r>
-      <w:r>
-        <w:t xml:space="preserve"> </w:t>
-      </w:r>
-      <w:r>
-        <w:t xml:space="preserve">노아: 보톡스 말고 필러야. 다른 거야.</w:t>
-      </w:r>
-    </w:p>
-    <w:p>
-      <w:pPr>
-        <w:numPr>
-          <w:ilvl w:val="0"/>
-          <w:numId w:val="1001"/>
-        </w:numPr>
+    </w:p>
+    <w:p>
+      <w:pPr>
+        <w:pStyle w:val="BodyText"/>
       </w:pPr>
       <w:r>
         <w:t xml:space="preserve">KAYLA: What’s the difference?</w:t>
       </w:r>
-      <w:r>
-        <w:t xml:space="preserve"> </w:t>
-      </w:r>
-      <w:r>
-        <w:t xml:space="preserve">케일라: 뭐가 달라요?</w:t>
-      </w:r>
-    </w:p>
-    <w:p>
-      <w:pPr>
-        <w:numPr>
-          <w:ilvl w:val="0"/>
-          <w:numId w:val="1001"/>
-        </w:numPr>
+    </w:p>
+    <w:p>
+      <w:pPr>
+        <w:pStyle w:val="BodyText"/>
       </w:pPr>
       <w:r>
         <w:t xml:space="preserve">PRIYA: Botox relaxes muscles, so the lines soften. Filler adds volume. It’s a gel that sits under the skin like a cushion and fills in the places that look hollow.</w:t>
       </w:r>
-      <w:r>
-        <w:t xml:space="preserve"> </w:t>
-      </w:r>
-      <w:r>
-        <w:t xml:space="preserve">프리야: 보톡스는 근육을 이완시켜서 주름이 부드러워져. 필러는 볼륨을 채워. 피부 아래 쿠션처럼 자리 잡는 젤인데, 꺼져 보이는 부분을 채워 주는 거야.</w:t>
-      </w:r>
-    </w:p>
-    <w:p>
-      <w:pPr>
-        <w:numPr>
-          <w:ilvl w:val="0"/>
-          <w:numId w:val="1001"/>
-        </w:numPr>
+    </w:p>
+    <w:p>
+      <w:pPr>
+        <w:pStyle w:val="BodyText"/>
       </w:pPr>
       <w:r>
         <w:t xml:space="preserve">KAYLA: Cool. Can I try it?</w:t>
       </w:r>
-      <w:r>
-        <w:t xml:space="preserve"> </w:t>
-      </w:r>
-      <w:r>
-        <w:t xml:space="preserve">케일라: 멋지다. 나 해 봐도 돼요?</w:t>
-      </w:r>
-    </w:p>
-    <w:p>
-      <w:pPr>
-        <w:numPr>
-          <w:ilvl w:val="0"/>
-          <w:numId w:val="1001"/>
-        </w:numPr>
+    </w:p>
+    <w:p>
+      <w:pPr>
+        <w:pStyle w:val="BodyText"/>
       </w:pPr>
       <w:r>
         <w:t xml:space="preserve">MARCUS: Absolutely not. Homework. Now.</w:t>
       </w:r>
-      <w:r>
-        <w:t xml:space="preserve"> </w:t>
-      </w:r>
-      <w:r>
-        <w:t xml:space="preserve">마커스: 절대 안 돼. 숙제. 지금 당장.</w:t>
-      </w:r>
-    </w:p>
-    <w:p>
-      <w:pPr>
-        <w:numPr>
-          <w:ilvl w:val="0"/>
-          <w:numId w:val="1001"/>
-        </w:numPr>
+    </w:p>
+    <w:p>
+      <w:pPr>
+        <w:pStyle w:val="BodyText"/>
       </w:pPr>
       <w:r>
         <w:t xml:space="preserve">DENISE: Hi, Noah. Hi, Priya. I’m Denise. I’ve heard a lot.</w:t>
       </w:r>
-      <w:r>
-        <w:t xml:space="preserve"> </w:t>
-      </w:r>
-      <w:r>
-        <w:t xml:space="preserve">데니스: 안녕하세요, 노아. 안녕하세요, 프리야. 데니스예요. 얘기 많이 들었어요.</w:t>
-      </w:r>
-    </w:p>
-    <w:p>
-      <w:pPr>
-        <w:numPr>
-          <w:ilvl w:val="0"/>
-          <w:numId w:val="1001"/>
-        </w:numPr>
+    </w:p>
+    <w:p>
+      <w:pPr>
+        <w:pStyle w:val="BodyText"/>
       </w:pPr>
       <w:r>
         <w:t xml:space="preserve">NOAH: Thank you for having us. And for the cap table template.</w:t>
       </w:r>
-      <w:r>
-        <w:t xml:space="preserve"> </w:t>
-      </w:r>
-      <w:r>
-        <w:t xml:space="preserve">노아: 초대해 주셔서 감사해요. 지분표 양식도요.</w:t>
-      </w:r>
-    </w:p>
-    <w:p>
-      <w:pPr>
-        <w:numPr>
-          <w:ilvl w:val="0"/>
-          <w:numId w:val="1001"/>
-        </w:numPr>
+    </w:p>
+    <w:p>
+      <w:pPr>
+        <w:pStyle w:val="BodyText"/>
       </w:pPr>
       <w:r>
         <w:t xml:space="preserve">DENISE: My pleasure. Marcus says you have a financial model for me.</w:t>
       </w:r>
-      <w:r>
-        <w:t xml:space="preserve"> </w:t>
-      </w:r>
-      <w:r>
-        <w:t xml:space="preserve">데니스: 별말씀을요. 마커스 말로는 저한테 보여 줄 재무 모델이 있다면서요.</w:t>
-      </w:r>
-    </w:p>
-    <w:p>
-      <w:pPr>
-        <w:numPr>
-          <w:ilvl w:val="0"/>
-          <w:numId w:val="1001"/>
-        </w:numPr>
+    </w:p>
+    <w:p>
+      <w:pPr>
+        <w:pStyle w:val="BodyText"/>
       </w:pPr>
       <w:r>
         <w:t xml:space="preserve">NOAH: I do. Please be gentle.</w:t>
       </w:r>
-      <w:r>
-        <w:t xml:space="preserve"> </w:t>
-      </w:r>
-      <w:r>
-        <w:t xml:space="preserve">노아: 있어요. 살살 봐 주세요.</w:t>
-      </w:r>
-    </w:p>
-    <w:p>
-      <w:pPr>
-        <w:numPr>
-          <w:ilvl w:val="0"/>
-          <w:numId w:val="1001"/>
-        </w:numPr>
+    </w:p>
+    <w:p>
+      <w:pPr>
+        <w:pStyle w:val="BodyText"/>
       </w:pPr>
       <w:r>
         <w:t xml:space="preserve">DENISE: I teach high school math. I’m never gentle with numbers.</w:t>
       </w:r>
-      <w:r>
-        <w:t xml:space="preserve"> </w:t>
-      </w:r>
-      <w:r>
-        <w:t xml:space="preserve">데니스: 전 고등학교 수학 선생이에요. 숫자에 관해선 절대 살살 안 해요.</w:t>
-      </w:r>
-    </w:p>
-    <w:p>
-      <w:pPr>
-        <w:numPr>
-          <w:ilvl w:val="0"/>
-          <w:numId w:val="1001"/>
-        </w:numPr>
+    </w:p>
+    <w:p>
+      <w:pPr>
+        <w:pStyle w:val="BodyText"/>
       </w:pPr>
       <w:r>
         <w:t xml:space="preserve">MARCUS: She’s not joking. I’ve seen her grade papers. It’s brutal.</w:t>
-      </w:r>
-      <w:r>
-        <w:t xml:space="preserve"> </w:t>
-      </w:r>
-      <w:r>
-        <w:t xml:space="preserve">마커스: 농담 아니야. 채점하는 거 봤는데, 살벌해.</w:t>
       </w:r>
     </w:p>
     <w:bookmarkEnd w:id="21"/>
@@ -400,597 +265,282 @@
     </w:p>
     <w:p>
       <w:pPr>
-        <w:numPr>
-          <w:ilvl w:val="0"/>
-          <w:numId w:val="1002"/>
-        </w:numPr>
+        <w:pStyle w:val="FirstParagraph"/>
       </w:pPr>
       <w:r>
         <w:t xml:space="preserve">NOAH: Okay. This is our five-year model. Costs on the left, timeline on the top.</w:t>
       </w:r>
-      <w:r>
-        <w:t xml:space="preserve"> </w:t>
-      </w:r>
-      <w:r>
-        <w:t xml:space="preserve">노아: 좋아요. 이게 5년 모델이에요. 왼쪽이 비용, 위쪽이 일정이고요.</w:t>
-      </w:r>
-    </w:p>
-    <w:p>
-      <w:pPr>
-        <w:numPr>
-          <w:ilvl w:val="0"/>
-          <w:numId w:val="1002"/>
-        </w:numPr>
+    </w:p>
+    <w:p>
+      <w:pPr>
+        <w:pStyle w:val="BodyText"/>
       </w:pPr>
       <w:r>
         <w:t xml:space="preserve">DENISE: Where’s your revenue?</w:t>
       </w:r>
-      <w:r>
-        <w:t xml:space="preserve"> </w:t>
-      </w:r>
-      <w:r>
-        <w:t xml:space="preserve">데니스: 매출은 어디 있어요?</w:t>
-      </w:r>
-    </w:p>
-    <w:p>
-      <w:pPr>
-        <w:numPr>
-          <w:ilvl w:val="0"/>
-          <w:numId w:val="1002"/>
-        </w:numPr>
+    </w:p>
+    <w:p>
+      <w:pPr>
+        <w:pStyle w:val="BodyText"/>
       </w:pPr>
       <w:r>
         <w:t xml:space="preserve">NOAH: There isn’t any. Not for five years, at least.</w:t>
       </w:r>
-      <w:r>
-        <w:t xml:space="preserve"> </w:t>
-      </w:r>
-      <w:r>
-        <w:t xml:space="preserve">노아: 없어요. 최소 5년 동안은요.</w:t>
-      </w:r>
-    </w:p>
-    <w:p>
-      <w:pPr>
-        <w:numPr>
-          <w:ilvl w:val="0"/>
-          <w:numId w:val="1002"/>
-        </w:numPr>
+    </w:p>
+    <w:p>
+      <w:pPr>
+        <w:pStyle w:val="BodyText"/>
       </w:pPr>
       <w:r>
         <w:t xml:space="preserve">DENISE: Five years with no money coming in. Okay. Interesting.</w:t>
       </w:r>
-      <w:r>
-        <w:t xml:space="preserve"> </w:t>
-      </w:r>
-      <w:r>
-        <w:t xml:space="preserve">데니스: 5년 동안 돈이 한 푼도 안 들어온다. 그렇군요. 흥미롭네요.</w:t>
-      </w:r>
-    </w:p>
-    <w:p>
-      <w:pPr>
-        <w:numPr>
-          <w:ilvl w:val="0"/>
-          <w:numId w:val="1002"/>
-        </w:numPr>
+    </w:p>
+    <w:p>
+      <w:pPr>
+        <w:pStyle w:val="BodyText"/>
       </w:pPr>
       <w:r>
         <w:t xml:space="preserve">PRIYA: That’s normal for medical products. Approval comes before sales. Until the FDA says yes, we can’t sell a single syringe, so all those years are spent on research and trials.</w:t>
       </w:r>
-      <w:r>
-        <w:t xml:space="preserve"> </w:t>
-      </w:r>
-      <w:r>
-        <w:t xml:space="preserve">프리야: 의료 제품은 그게 정상이에요. 승인이 판매보다 먼저니까요. FDA가 승인하기 전엔 주사기 하나도 못 팔아요. 그래서 그 기간은 전부 연구와 임상에 쓰이는 거예요.</w:t>
-      </w:r>
-    </w:p>
-    <w:p>
-      <w:pPr>
-        <w:numPr>
-          <w:ilvl w:val="0"/>
-          <w:numId w:val="1002"/>
-        </w:numPr>
+    </w:p>
+    <w:p>
+      <w:pPr>
+        <w:pStyle w:val="BodyText"/>
       </w:pPr>
       <w:r>
         <w:t xml:space="preserve">DENISE: Then every dollar counts. Let’s see your total.</w:t>
       </w:r>
-      <w:r>
-        <w:t xml:space="preserve"> </w:t>
-      </w:r>
-      <w:r>
-        <w:t xml:space="preserve">데니스: 그럼 1달러 1달러가 중요하네요. 합계 좀 볼까요.</w:t>
-      </w:r>
-    </w:p>
-    <w:p>
-      <w:pPr>
-        <w:numPr>
-          <w:ilvl w:val="0"/>
-          <w:numId w:val="1002"/>
-        </w:numPr>
+    </w:p>
+    <w:p>
+      <w:pPr>
+        <w:pStyle w:val="BodyText"/>
       </w:pPr>
       <w:r>
         <w:t xml:space="preserve">NOAH: Twenty-six million dollars. Total.</w:t>
       </w:r>
-      <w:r>
-        <w:t xml:space="preserve"> </w:t>
-      </w:r>
-      <w:r>
-        <w:t xml:space="preserve">노아: 2,600만 달러요. 전체.</w:t>
-      </w:r>
-    </w:p>
-    <w:p>
-      <w:pPr>
-        <w:numPr>
-          <w:ilvl w:val="0"/>
-          <w:numId w:val="1002"/>
-        </w:numPr>
+    </w:p>
+    <w:p>
+      <w:pPr>
+        <w:pStyle w:val="BodyText"/>
       </w:pPr>
       <w:r>
         <w:t xml:space="preserve">DENISE: Hmm. Show your work.</w:t>
       </w:r>
-      <w:r>
-        <w:t xml:space="preserve"> </w:t>
-      </w:r>
-      <w:r>
-        <w:t xml:space="preserve">데니스: 흠. 풀이 과정을 보여 줘요.</w:t>
-      </w:r>
-    </w:p>
-    <w:p>
-      <w:pPr>
-        <w:numPr>
-          <w:ilvl w:val="0"/>
-          <w:numId w:val="1002"/>
-        </w:numPr>
+    </w:p>
+    <w:p>
+      <w:pPr>
+        <w:pStyle w:val="BodyText"/>
       </w:pPr>
       <w:r>
         <w:t xml:space="preserve">NOAH: Show my work?</w:t>
       </w:r>
-      <w:r>
-        <w:t xml:space="preserve"> </w:t>
-      </w:r>
-      <w:r>
-        <w:t xml:space="preserve">노아: 풀이 과정이요?</w:t>
-      </w:r>
-    </w:p>
-    <w:p>
-      <w:pPr>
-        <w:numPr>
-          <w:ilvl w:val="0"/>
-          <w:numId w:val="1002"/>
-        </w:numPr>
+    </w:p>
+    <w:p>
+      <w:pPr>
+        <w:pStyle w:val="BodyText"/>
       </w:pPr>
       <w:r>
         <w:t xml:space="preserve">DENISE: That’s what I tell my students. How did you get twenty-six?</w:t>
       </w:r>
-      <w:r>
-        <w:t xml:space="preserve"> </w:t>
-      </w:r>
-      <w:r>
-        <w:t xml:space="preserve">데니스: 제가 학생들한테 하는 말이에요. 26을 어떻게 구했어요?</w:t>
-      </w:r>
-    </w:p>
-    <w:p>
-      <w:pPr>
-        <w:numPr>
-          <w:ilvl w:val="0"/>
-          <w:numId w:val="1002"/>
-        </w:numPr>
+    </w:p>
+    <w:p>
+      <w:pPr>
+        <w:pStyle w:val="BodyText"/>
       </w:pPr>
       <w:r>
         <w:t xml:space="preserve">NOAH: Lab work, three million. Manufacturing, four. The clinical trial, fifteen.</w:t>
       </w:r>
-      <w:r>
-        <w:t xml:space="preserve"> </w:t>
-      </w:r>
-      <w:r>
-        <w:t xml:space="preserve">노아: 실험실 연구 300만. 생산 400만. 임상시험 1,500만.</w:t>
-      </w:r>
-    </w:p>
-    <w:p>
-      <w:pPr>
-        <w:numPr>
-          <w:ilvl w:val="0"/>
-          <w:numId w:val="1002"/>
-        </w:numPr>
+    </w:p>
+    <w:p>
+      <w:pPr>
+        <w:pStyle w:val="BodyText"/>
       </w:pPr>
       <w:r>
         <w:t xml:space="preserve">DENISE: And the rest?</w:t>
       </w:r>
-      <w:r>
-        <w:t xml:space="preserve"> </w:t>
-      </w:r>
-      <w:r>
-        <w:t xml:space="preserve">데니스: 나머지는요?</w:t>
-      </w:r>
-    </w:p>
-    <w:p>
-      <w:pPr>
-        <w:numPr>
-          <w:ilvl w:val="0"/>
-          <w:numId w:val="1002"/>
-        </w:numPr>
+    </w:p>
+    <w:p>
+      <w:pPr>
+        <w:pStyle w:val="BodyText"/>
       </w:pPr>
       <w:r>
         <w:t xml:space="preserve">NOAH: Regulatory and legal, three. Office, one.</w:t>
       </w:r>
-      <w:r>
-        <w:t xml:space="preserve"> </w:t>
-      </w:r>
-      <w:r>
-        <w:t xml:space="preserve">노아: 규제·법무 300만. 사무실 100만.</w:t>
-      </w:r>
-    </w:p>
-    <w:p>
-      <w:pPr>
-        <w:numPr>
-          <w:ilvl w:val="0"/>
-          <w:numId w:val="1002"/>
-        </w:numPr>
+    </w:p>
+    <w:p>
+      <w:pPr>
+        <w:pStyle w:val="BodyText"/>
       </w:pPr>
       <w:r>
         <w:t xml:space="preserve">DENISE: Where are the salaries?</w:t>
       </w:r>
-      <w:r>
-        <w:t xml:space="preserve"> </w:t>
-      </w:r>
-      <w:r>
-        <w:t xml:space="preserve">데니스: 급여는 어디 있어요?</w:t>
-      </w:r>
-    </w:p>
-    <w:p>
-      <w:pPr>
-        <w:numPr>
-          <w:ilvl w:val="0"/>
-          <w:numId w:val="1002"/>
-        </w:numPr>
+    </w:p>
+    <w:p>
+      <w:pPr>
+        <w:pStyle w:val="BodyText"/>
       </w:pPr>
       <w:r>
         <w:t xml:space="preserve">NOAH: The salaries? They’re… oh no.</w:t>
       </w:r>
-      <w:r>
-        <w:t xml:space="preserve"> </w:t>
-      </w:r>
-      <w:r>
-        <w:t xml:space="preserve">노아: 급여요? 그건… 아, 이런.</w:t>
-      </w:r>
-    </w:p>
-    <w:p>
-      <w:pPr>
-        <w:numPr>
-          <w:ilvl w:val="0"/>
-          <w:numId w:val="1002"/>
-        </w:numPr>
+    </w:p>
+    <w:p>
+      <w:pPr>
+        <w:pStyle w:val="BodyText"/>
       </w:pPr>
       <w:r>
         <w:t xml:space="preserve">MARCUS: You forgot to pay us.</w:t>
       </w:r>
-      <w:r>
-        <w:t xml:space="preserve"> </w:t>
-      </w:r>
-      <w:r>
-        <w:t xml:space="preserve">마커스: 우리 월급을 깜빡했네.</w:t>
-      </w:r>
-    </w:p>
-    <w:p>
-      <w:pPr>
-        <w:numPr>
-          <w:ilvl w:val="0"/>
-          <w:numId w:val="1002"/>
-        </w:numPr>
+    </w:p>
+    <w:p>
+      <w:pPr>
+        <w:pStyle w:val="BodyText"/>
       </w:pPr>
       <w:r>
         <w:t xml:space="preserve">NOAH: I forgot to pay everyone. Including me.</w:t>
       </w:r>
-      <w:r>
-        <w:t xml:space="preserve"> </w:t>
-      </w:r>
-      <w:r>
-        <w:t xml:space="preserve">노아: 모두의 월급을 깜빡했어요. 저까지 포함해서.</w:t>
-      </w:r>
-    </w:p>
-    <w:p>
-      <w:pPr>
-        <w:numPr>
-          <w:ilvl w:val="0"/>
-          <w:numId w:val="1002"/>
-        </w:numPr>
+    </w:p>
+    <w:p>
+      <w:pPr>
+        <w:pStyle w:val="BodyText"/>
       </w:pPr>
       <w:r>
         <w:t xml:space="preserve">DENISE: That’s a big mistake. People are usually the biggest cost. Chemists, engineers, someone to run the trial. They all need a salary every month, whether the experiments work or not.</w:t>
       </w:r>
-      <w:r>
-        <w:t xml:space="preserve"> </w:t>
-      </w:r>
-      <w:r>
-        <w:t xml:space="preserve">데니스: 그건 큰 실수예요. 보통 사람이 가장 큰 비용이에요. 화학자, 엔지니어, 임상을 운영할 사람. 실험이 잘되든 안 되든 다들 매달 월급을 받아야 하잖아요.</w:t>
-      </w:r>
-    </w:p>
-    <w:p>
-      <w:pPr>
-        <w:numPr>
-          <w:ilvl w:val="0"/>
-          <w:numId w:val="1002"/>
-        </w:numPr>
+    </w:p>
+    <w:p>
+      <w:pPr>
+        <w:pStyle w:val="BodyText"/>
       </w:pPr>
       <w:r>
         <w:t xml:space="preserve">PRIYA: How many people will we need?</w:t>
       </w:r>
-      <w:r>
-        <w:t xml:space="preserve"> </w:t>
-      </w:r>
-      <w:r>
-        <w:t xml:space="preserve">프리야: 사람이 몇 명이나 필요할까요?</w:t>
-      </w:r>
-    </w:p>
-    <w:p>
-      <w:pPr>
-        <w:numPr>
-          <w:ilvl w:val="0"/>
-          <w:numId w:val="1002"/>
-        </w:numPr>
+    </w:p>
+    <w:p>
+      <w:pPr>
+        <w:pStyle w:val="BodyText"/>
       </w:pPr>
       <w:r>
         <w:t xml:space="preserve">MARCUS: Ten people by year two. Maybe twenty-five by year five.</w:t>
       </w:r>
-      <w:r>
-        <w:t xml:space="preserve"> </w:t>
-      </w:r>
-      <w:r>
-        <w:t xml:space="preserve">마커스: 2년 차까지 열 명. 5년 차엔 스물다섯 명쯤.</w:t>
-      </w:r>
-    </w:p>
-    <w:p>
-      <w:pPr>
-        <w:numPr>
-          <w:ilvl w:val="0"/>
-          <w:numId w:val="1002"/>
-        </w:numPr>
+    </w:p>
+    <w:p>
+      <w:pPr>
+        <w:pStyle w:val="BodyText"/>
       </w:pPr>
       <w:r>
         <w:t xml:space="preserve">DENISE: At what average salary?</w:t>
       </w:r>
-      <w:r>
-        <w:t xml:space="preserve"> </w:t>
-      </w:r>
-      <w:r>
-        <w:t xml:space="preserve">데니스: 평균 연봉은 얼마로요?</w:t>
-      </w:r>
-    </w:p>
-    <w:p>
-      <w:pPr>
-        <w:numPr>
-          <w:ilvl w:val="0"/>
-          <w:numId w:val="1002"/>
-        </w:numPr>
+    </w:p>
+    <w:p>
+      <w:pPr>
+        <w:pStyle w:val="BodyText"/>
       </w:pPr>
       <w:r>
         <w:t xml:space="preserve">NOAH: Around one hundred fifty thousand. Including benefits.</w:t>
       </w:r>
-      <w:r>
-        <w:t xml:space="preserve"> </w:t>
-      </w:r>
-      <w:r>
-        <w:t xml:space="preserve">노아: 15만 달러 정도요. 복리후생 포함해서.</w:t>
-      </w:r>
-    </w:p>
-    <w:p>
-      <w:pPr>
-        <w:numPr>
-          <w:ilvl w:val="0"/>
-          <w:numId w:val="1002"/>
-        </w:numPr>
+    </w:p>
+    <w:p>
+      <w:pPr>
+        <w:pStyle w:val="BodyText"/>
       </w:pPr>
       <w:r>
         <w:t xml:space="preserve">DENISE: So roughly ten million dollars in salaries. Over five years.</w:t>
       </w:r>
-      <w:r>
-        <w:t xml:space="preserve"> </w:t>
-      </w:r>
-      <w:r>
-        <w:t xml:space="preserve">데니스: 그럼 5년간 급여가 대략 1,000만 달러네요.</w:t>
-      </w:r>
-    </w:p>
-    <w:p>
-      <w:pPr>
-        <w:numPr>
-          <w:ilvl w:val="0"/>
-          <w:numId w:val="1002"/>
-        </w:numPr>
+    </w:p>
+    <w:p>
+      <w:pPr>
+        <w:pStyle w:val="BodyText"/>
       </w:pPr>
       <w:r>
         <w:t xml:space="preserve">NOAH: Ten million. Okay. That takes us to thirty-six.</w:t>
       </w:r>
-      <w:r>
-        <w:t xml:space="preserve"> </w:t>
-      </w:r>
-      <w:r>
-        <w:t xml:space="preserve">노아: 1,000만. 알겠어요. 그럼 3,600만이 되네요.</w:t>
-      </w:r>
-    </w:p>
-    <w:p>
-      <w:pPr>
-        <w:numPr>
-          <w:ilvl w:val="0"/>
-          <w:numId w:val="1002"/>
-        </w:numPr>
+    </w:p>
+    <w:p>
+      <w:pPr>
+        <w:pStyle w:val="BodyText"/>
       </w:pPr>
       <w:r>
         <w:t xml:space="preserve">DENISE: Next question. What happens if something goes wrong?</w:t>
       </w:r>
-      <w:r>
-        <w:t xml:space="preserve"> </w:t>
-      </w:r>
-      <w:r>
-        <w:t xml:space="preserve">데니스: 다음 질문. 뭔가 잘못되면 어떻게 돼요?</w:t>
-      </w:r>
-    </w:p>
-    <w:p>
-      <w:pPr>
-        <w:numPr>
-          <w:ilvl w:val="0"/>
-          <w:numId w:val="1002"/>
-        </w:numPr>
+    </w:p>
+    <w:p>
+      <w:pPr>
+        <w:pStyle w:val="BodyText"/>
       </w:pPr>
       <w:r>
         <w:t xml:space="preserve">NOAH: What do you mean?</w:t>
       </w:r>
-      <w:r>
-        <w:t xml:space="preserve"> </w:t>
-      </w:r>
-      <w:r>
-        <w:t xml:space="preserve">노아: 무슨 말씀이에요?</w:t>
-      </w:r>
-    </w:p>
-    <w:p>
-      <w:pPr>
-        <w:numPr>
-          <w:ilvl w:val="0"/>
-          <w:numId w:val="1002"/>
-        </w:numPr>
+    </w:p>
+    <w:p>
+      <w:pPr>
+        <w:pStyle w:val="BodyText"/>
       </w:pPr>
       <w:r>
         <w:t xml:space="preserve">DENISE: A failed test. A delay. A trial that takes longer.</w:t>
       </w:r>
-      <w:r>
-        <w:t xml:space="preserve"> </w:t>
-      </w:r>
-      <w:r>
-        <w:t xml:space="preserve">데니스: 시험 실패. 일정 지연. 예상보다 오래 걸리는 임상.</w:t>
-      </w:r>
-    </w:p>
-    <w:p>
-      <w:pPr>
-        <w:numPr>
-          <w:ilvl w:val="0"/>
-          <w:numId w:val="1002"/>
-        </w:numPr>
+    </w:p>
+    <w:p>
+      <w:pPr>
+        <w:pStyle w:val="BodyText"/>
       </w:pPr>
       <w:r>
         <w:t xml:space="preserve">PRIYA: That will definitely happen. Probably more than once.</w:t>
       </w:r>
-      <w:r>
-        <w:t xml:space="preserve"> </w:t>
-      </w:r>
-      <w:r>
-        <w:t xml:space="preserve">프리야: 그건 확실히 일어날 거예요. 아마 한 번 이상.</w:t>
-      </w:r>
-    </w:p>
-    <w:p>
-      <w:pPr>
-        <w:numPr>
-          <w:ilvl w:val="0"/>
-          <w:numId w:val="1002"/>
-        </w:numPr>
+    </w:p>
+    <w:p>
+      <w:pPr>
+        <w:pStyle w:val="BodyText"/>
       </w:pPr>
       <w:r>
         <w:t xml:space="preserve">DENISE: Then you need a contingency. Usually fifteen to twenty percent.</w:t>
       </w:r>
-      <w:r>
-        <w:t xml:space="preserve"> </w:t>
-      </w:r>
-      <w:r>
-        <w:t xml:space="preserve">데니스: 그럼 예비비가 필요해요. 보통 15에서 20퍼센트요.</w:t>
-      </w:r>
-    </w:p>
-    <w:p>
-      <w:pPr>
-        <w:numPr>
-          <w:ilvl w:val="0"/>
-          <w:numId w:val="1002"/>
-        </w:numPr>
+    </w:p>
+    <w:p>
+      <w:pPr>
+        <w:pStyle w:val="BodyText"/>
       </w:pPr>
       <w:r>
         <w:t xml:space="preserve">MARCUS: In the Army, we called it a safety margin.</w:t>
       </w:r>
-      <w:r>
-        <w:t xml:space="preserve"> </w:t>
-      </w:r>
-      <w:r>
-        <w:t xml:space="preserve">마커스: 군대에선 안전 여유분이라고 불렀지.</w:t>
-      </w:r>
-    </w:p>
-    <w:p>
-      <w:pPr>
-        <w:numPr>
-          <w:ilvl w:val="0"/>
-          <w:numId w:val="1002"/>
-        </w:numPr>
+    </w:p>
+    <w:p>
+      <w:pPr>
+        <w:pStyle w:val="BodyText"/>
       </w:pPr>
       <w:r>
         <w:t xml:space="preserve">NOAH: Let’s say seventeen percent of thirty-six. That’s about six million.</w:t>
       </w:r>
-      <w:r>
-        <w:t xml:space="preserve"> </w:t>
-      </w:r>
-      <w:r>
-        <w:t xml:space="preserve">노아: 3,600의 17퍼센트라고 하죠. 600만 정도네요.</w:t>
-      </w:r>
-    </w:p>
-    <w:p>
-      <w:pPr>
-        <w:numPr>
-          <w:ilvl w:val="0"/>
-          <w:numId w:val="1002"/>
-        </w:numPr>
+    </w:p>
+    <w:p>
+      <w:pPr>
+        <w:pStyle w:val="BodyText"/>
       </w:pPr>
       <w:r>
         <w:t xml:space="preserve">DENISE: So, forty-two million. Round numbers are easier for investors to remember. And when they ask where it comes from, you can show every step, from lab work to contingency.</w:t>
       </w:r>
-      <w:r>
-        <w:t xml:space="preserve"> </w:t>
-      </w:r>
-      <w:r>
-        <w:t xml:space="preserve">데니스: 그럼 4,200만이네요. 딱 떨어지는 숫자가 투자자들이 기억하기 쉬워요. 그리고 그 숫자가 어디서 나왔냐고 물으면, 실험실 연구부터 예비비까지 모든 단계를 보여 줄 수 있죠.</w:t>
-      </w:r>
-    </w:p>
-    <w:p>
-      <w:pPr>
-        <w:numPr>
-          <w:ilvl w:val="0"/>
-          <w:numId w:val="1002"/>
-        </w:numPr>
+    </w:p>
+    <w:p>
+      <w:pPr>
+        <w:pStyle w:val="BodyText"/>
       </w:pPr>
       <w:r>
         <w:t xml:space="preserve">NOAH: Forty-two million dollars.</w:t>
       </w:r>
-      <w:r>
-        <w:t xml:space="preserve"> </w:t>
-      </w:r>
-      <w:r>
-        <w:t xml:space="preserve">노아: 4,200만 달러.</w:t>
-      </w:r>
-    </w:p>
-    <w:p>
-      <w:pPr>
-        <w:numPr>
-          <w:ilvl w:val="0"/>
-          <w:numId w:val="1002"/>
-        </w:numPr>
+    </w:p>
+    <w:p>
+      <w:pPr>
+        <w:pStyle w:val="BodyText"/>
       </w:pPr>
       <w:r>
         <w:t xml:space="preserve">PRIYA: Elena said forty million. That night in the ER.</w:t>
       </w:r>
-      <w:r>
-        <w:t xml:space="preserve"> </w:t>
-      </w:r>
-      <w:r>
-        <w:t xml:space="preserve">프리야: 엘레나가 4천만이라고 했잖아. 응급실에서 그날 밤에.</w:t>
-      </w:r>
-    </w:p>
-    <w:p>
-      <w:pPr>
-        <w:numPr>
-          <w:ilvl w:val="0"/>
-          <w:numId w:val="1002"/>
-        </w:numPr>
+    </w:p>
+    <w:p>
+      <w:pPr>
+        <w:pStyle w:val="BodyText"/>
       </w:pPr>
       <w:r>
         <w:t xml:space="preserve">NOAH: She was almost exactly right. That’s a little scary.</w:t>
-      </w:r>
-      <w:r>
-        <w:t xml:space="preserve"> </w:t>
-      </w:r>
-      <w:r>
-        <w:t xml:space="preserve">노아: 거의 정확했네. 그게 좀 무섭다.</w:t>
       </w:r>
     </w:p>
     <w:bookmarkEnd w:id="22"/>
@@ -1005,512 +555,242 @@
     </w:p>
     <w:p>
       <w:pPr>
-        <w:numPr>
-          <w:ilvl w:val="0"/>
-          <w:numId w:val="1003"/>
-        </w:numPr>
+        <w:pStyle w:val="FirstParagraph"/>
       </w:pPr>
       <w:r>
         <w:t xml:space="preserve">ELENA: Sorry I’m late! The ER was packed tonight.</w:t>
       </w:r>
-      <w:r>
-        <w:t xml:space="preserve"> </w:t>
-      </w:r>
-      <w:r>
-        <w:t xml:space="preserve">엘레나: 늦어서 미안해요! 오늘 밤 응급실이 꽉 찼었어요.</w:t>
-      </w:r>
-    </w:p>
-    <w:p>
-      <w:pPr>
-        <w:numPr>
-          <w:ilvl w:val="0"/>
-          <w:numId w:val="1003"/>
-        </w:numPr>
+    </w:p>
+    <w:p>
+      <w:pPr>
+        <w:pStyle w:val="BodyText"/>
       </w:pPr>
       <w:r>
         <w:t xml:space="preserve">DENISE: You must be Elena. Marcus says you’re the conscience of the team.</w:t>
       </w:r>
-      <w:r>
-        <w:t xml:space="preserve"> </w:t>
-      </w:r>
-      <w:r>
-        <w:t xml:space="preserve">데니스: 엘레나 씨군요. 마커스 말로는 팀의 양심이라던데요.</w:t>
-      </w:r>
-    </w:p>
-    <w:p>
-      <w:pPr>
-        <w:numPr>
-          <w:ilvl w:val="0"/>
-          <w:numId w:val="1003"/>
-        </w:numPr>
+    </w:p>
+    <w:p>
+      <w:pPr>
+        <w:pStyle w:val="BodyText"/>
       </w:pPr>
       <w:r>
         <w:t xml:space="preserve">ELENA: Ha. Somebody has to be. What did I miss?</w:t>
       </w:r>
-      <w:r>
-        <w:t xml:space="preserve"> </w:t>
-      </w:r>
-      <w:r>
-        <w:t xml:space="preserve">엘레나: 하. 누군가는 해야죠. 내가 뭘 놓쳤어요?</w:t>
-      </w:r>
-    </w:p>
-    <w:p>
-      <w:pPr>
-        <w:numPr>
-          <w:ilvl w:val="0"/>
-          <w:numId w:val="1003"/>
-        </w:numPr>
+    </w:p>
+    <w:p>
+      <w:pPr>
+        <w:pStyle w:val="BodyText"/>
       </w:pPr>
       <w:r>
         <w:t xml:space="preserve">NOAH: Forty-two million. Your guess was almost perfect.</w:t>
       </w:r>
-      <w:r>
-        <w:t xml:space="preserve"> </w:t>
-      </w:r>
-      <w:r>
-        <w:t xml:space="preserve">노아: 4,200만이요. 선생님 추측이 거의 완벽했어요.</w:t>
-      </w:r>
-    </w:p>
-    <w:p>
-      <w:pPr>
-        <w:numPr>
-          <w:ilvl w:val="0"/>
-          <w:numId w:val="1003"/>
-        </w:numPr>
+    </w:p>
+    <w:p>
+      <w:pPr>
+        <w:pStyle w:val="BodyText"/>
       </w:pPr>
       <w:r>
         <w:t xml:space="preserve">ELENA: I’ve watched three companies try this. I know the numbers.</w:t>
       </w:r>
-      <w:r>
-        <w:t xml:space="preserve"> </w:t>
-      </w:r>
-      <w:r>
-        <w:t xml:space="preserve">엘레나: 이걸 시도한 회사를 세 곳 지켜봤어요. 숫자를 알죠.</w:t>
-      </w:r>
-    </w:p>
-    <w:p>
-      <w:pPr>
-        <w:numPr>
-          <w:ilvl w:val="0"/>
-          <w:numId w:val="1003"/>
-        </w:numPr>
+    </w:p>
+    <w:p>
+      <w:pPr>
+        <w:pStyle w:val="BodyText"/>
       </w:pPr>
       <w:r>
         <w:t xml:space="preserve">PRIYA: Did any of them succeed?</w:t>
       </w:r>
-      <w:r>
-        <w:t xml:space="preserve"> </w:t>
-      </w:r>
-      <w:r>
-        <w:t xml:space="preserve">프리야: 그중에 성공한 데 있어요?</w:t>
-      </w:r>
-    </w:p>
-    <w:p>
-      <w:pPr>
-        <w:numPr>
-          <w:ilvl w:val="0"/>
-          <w:numId w:val="1003"/>
-        </w:numPr>
+    </w:p>
+    <w:p>
+      <w:pPr>
+        <w:pStyle w:val="BodyText"/>
       </w:pPr>
       <w:r>
         <w:t xml:space="preserve">ELENA: One. The other two ran out of money in year three.</w:t>
       </w:r>
-      <w:r>
-        <w:t xml:space="preserve"> </w:t>
-      </w:r>
-      <w:r>
-        <w:t xml:space="preserve">엘레나: 한 곳이요. 나머지 두 곳은 3년 차에 돈이 바닥났어요.</w:t>
-      </w:r>
-    </w:p>
-    <w:p>
-      <w:pPr>
-        <w:numPr>
-          <w:ilvl w:val="0"/>
-          <w:numId w:val="1003"/>
-        </w:numPr>
+    </w:p>
+    <w:p>
+      <w:pPr>
+        <w:pStyle w:val="BodyText"/>
       </w:pPr>
       <w:r>
         <w:t xml:space="preserve">MARCUS: Year three. What happened?</w:t>
       </w:r>
-      <w:r>
-        <w:t xml:space="preserve"> </w:t>
-      </w:r>
-      <w:r>
-        <w:t xml:space="preserve">마커스: 3년 차. 무슨 일이 있었는데요?</w:t>
-      </w:r>
-    </w:p>
-    <w:p>
-      <w:pPr>
-        <w:numPr>
-          <w:ilvl w:val="0"/>
-          <w:numId w:val="1003"/>
-        </w:numPr>
+    </w:p>
+    <w:p>
+      <w:pPr>
+        <w:pStyle w:val="BodyText"/>
       </w:pPr>
       <w:r>
         <w:t xml:space="preserve">ELENA: The trial cost more than planned, and it took longer. They went back to their investors for more money, and the investors lost patience. Good science, maybe, but the money ran out first.</w:t>
       </w:r>
-      <w:r>
-        <w:t xml:space="preserve"> </w:t>
-      </w:r>
-      <w:r>
-        <w:t xml:space="preserve">엘레나: 임상이 계획보다 돈이 더 들었고, 더 오래 걸렸어요. 투자자들에게 돈을 더 달라고 다시 갔는데, 투자자들이 인내심을 잃었죠. 과학은 괜찮았을지 몰라도, 돈이 먼저 바닥났어요.</w:t>
-      </w:r>
-    </w:p>
-    <w:p>
-      <w:pPr>
-        <w:numPr>
-          <w:ilvl w:val="0"/>
-          <w:numId w:val="1003"/>
-        </w:numPr>
+    </w:p>
+    <w:p>
+      <w:pPr>
+        <w:pStyle w:val="BodyText"/>
       </w:pPr>
       <w:r>
         <w:t xml:space="preserve">DENISE: That’s why the contingency matters. Keep that number in the model.</w:t>
       </w:r>
-      <w:r>
-        <w:t xml:space="preserve"> </w:t>
-      </w:r>
-      <w:r>
-        <w:t xml:space="preserve">데니스: 그래서 예비비가 중요한 거예요. 그 숫자는 모델에 꼭 남겨 둬요.</w:t>
-      </w:r>
-    </w:p>
-    <w:p>
-      <w:pPr>
-        <w:numPr>
-          <w:ilvl w:val="0"/>
-          <w:numId w:val="1003"/>
-        </w:numPr>
+    </w:p>
+    <w:p>
+      <w:pPr>
+        <w:pStyle w:val="BodyText"/>
       </w:pPr>
       <w:r>
         <w:t xml:space="preserve">NOAH: Got it. Forty-two million, including contingency.</w:t>
       </w:r>
-      <w:r>
-        <w:t xml:space="preserve"> </w:t>
-      </w:r>
-      <w:r>
-        <w:t xml:space="preserve">노아: 알겠어요. 예비비 포함 4,200만.</w:t>
-      </w:r>
-    </w:p>
-    <w:p>
-      <w:pPr>
-        <w:numPr>
-          <w:ilvl w:val="0"/>
-          <w:numId w:val="1003"/>
-        </w:numPr>
+    </w:p>
+    <w:p>
+      <w:pPr>
+        <w:pStyle w:val="BodyText"/>
       </w:pPr>
       <w:r>
         <w:t xml:space="preserve">PRIYA: Oh! Speaking of good news. UT finally emailed me.</w:t>
       </w:r>
-      <w:r>
-        <w:t xml:space="preserve"> </w:t>
-      </w:r>
-      <w:r>
-        <w:t xml:space="preserve">프리야: 아! 좋은 소식 말이 나와서. UT에서 드디어 이메일이 왔어.</w:t>
-      </w:r>
-    </w:p>
-    <w:p>
-      <w:pPr>
-        <w:numPr>
-          <w:ilvl w:val="0"/>
-          <w:numId w:val="1003"/>
-        </w:numPr>
+    </w:p>
+    <w:p>
+      <w:pPr>
+        <w:pStyle w:val="BodyText"/>
       </w:pPr>
       <w:r>
         <w:t xml:space="preserve">NOAH: The tech transfer office? What did they say?</w:t>
       </w:r>
-      <w:r>
-        <w:t xml:space="preserve"> </w:t>
-      </w:r>
-      <w:r>
-        <w:t xml:space="preserve">노아: 기술사업화실? 뭐래?</w:t>
-      </w:r>
-    </w:p>
-    <w:p>
-      <w:pPr>
-        <w:numPr>
-          <w:ilvl w:val="0"/>
-          <w:numId w:val="1003"/>
-        </w:numPr>
+    </w:p>
+    <w:p>
+      <w:pPr>
+        <w:pStyle w:val="BodyText"/>
       </w:pPr>
       <w:r>
         <w:t xml:space="preserve">PRIYA: They never filed a patent on my thesis. And they make no claim to it.</w:t>
       </w:r>
-      <w:r>
-        <w:t xml:space="preserve"> </w:t>
-      </w:r>
-      <w:r>
-        <w:t xml:space="preserve">프리야: 내 논문으로 특허를 출원한 적이 없대. 권리 주장도 안 한대.</w:t>
-      </w:r>
-    </w:p>
-    <w:p>
-      <w:pPr>
-        <w:numPr>
-          <w:ilvl w:val="0"/>
-          <w:numId w:val="1003"/>
-        </w:numPr>
+    </w:p>
+    <w:p>
+      <w:pPr>
+        <w:pStyle w:val="BodyText"/>
       </w:pPr>
       <w:r>
         <w:t xml:space="preserve">ELENA: In writing?</w:t>
       </w:r>
-      <w:r>
-        <w:t xml:space="preserve"> </w:t>
-      </w:r>
-      <w:r>
-        <w:t xml:space="preserve">엘레나: 서면으로요?</w:t>
-      </w:r>
-    </w:p>
-    <w:p>
-      <w:pPr>
-        <w:numPr>
-          <w:ilvl w:val="0"/>
-          <w:numId w:val="1003"/>
-        </w:numPr>
+    </w:p>
+    <w:p>
+      <w:pPr>
+        <w:pStyle w:val="BodyText"/>
       </w:pPr>
       <w:r>
         <w:t xml:space="preserve">PRIYA: In writing. Diane would be very proud.</w:t>
       </w:r>
-      <w:r>
-        <w:t xml:space="preserve"> </w:t>
-      </w:r>
-      <w:r>
-        <w:t xml:space="preserve">프리야: 서면으로요. 다이앤이 아주 자랑스러워할 거예요.</w:t>
-      </w:r>
-    </w:p>
-    <w:p>
-      <w:pPr>
-        <w:numPr>
-          <w:ilvl w:val="0"/>
-          <w:numId w:val="1003"/>
-        </w:numPr>
+    </w:p>
+    <w:p>
+      <w:pPr>
+        <w:pStyle w:val="BodyText"/>
       </w:pPr>
       <w:r>
         <w:t xml:space="preserve">MARCUS: Finally, one thing that’s simple.</w:t>
       </w:r>
-      <w:r>
-        <w:t xml:space="preserve"> </w:t>
-      </w:r>
-      <w:r>
-        <w:t xml:space="preserve">마커스: 드디어 간단한 게 하나 생겼네.</w:t>
-      </w:r>
-    </w:p>
-    <w:p>
-      <w:pPr>
-        <w:numPr>
-          <w:ilvl w:val="0"/>
-          <w:numId w:val="1003"/>
-        </w:numPr>
+    </w:p>
+    <w:p>
+      <w:pPr>
+        <w:pStyle w:val="BodyText"/>
       </w:pPr>
       <w:r>
         <w:t xml:space="preserve">NOAH: Okay, back to the scary part. Our burn rate.</w:t>
       </w:r>
-      <w:r>
-        <w:t xml:space="preserve"> </w:t>
-      </w:r>
-      <w:r>
-        <w:t xml:space="preserve">노아: 좋아요, 다시 무서운 얘기로. 우리 번 레이트요.</w:t>
-      </w:r>
-    </w:p>
-    <w:p>
-      <w:pPr>
-        <w:numPr>
-          <w:ilvl w:val="0"/>
-          <w:numId w:val="1003"/>
-        </w:numPr>
+    </w:p>
+    <w:p>
+      <w:pPr>
+        <w:pStyle w:val="BodyText"/>
       </w:pPr>
       <w:r>
         <w:t xml:space="preserve">DENISE: Burn rate. That’s how fast you spend money, right?</w:t>
       </w:r>
-      <w:r>
-        <w:t xml:space="preserve"> </w:t>
-      </w:r>
-      <w:r>
-        <w:t xml:space="preserve">데니스: 번 레이트. 돈을 얼마나 빨리 쓰는지 말하는 거죠?</w:t>
-      </w:r>
-    </w:p>
-    <w:p>
-      <w:pPr>
-        <w:numPr>
-          <w:ilvl w:val="0"/>
-          <w:numId w:val="1003"/>
-        </w:numPr>
+    </w:p>
+    <w:p>
+      <w:pPr>
+        <w:pStyle w:val="BodyText"/>
       </w:pPr>
       <w:r>
         <w:t xml:space="preserve">NOAH: Exactly. Right now, it’s low. Rent, the outside lab, small things.</w:t>
       </w:r>
-      <w:r>
-        <w:t xml:space="preserve"> </w:t>
-      </w:r>
-      <w:r>
-        <w:t xml:space="preserve">노아: 맞아요. 지금은 낮아요. 임대료, 외부 연구소, 자잘한 것들.</w:t>
-      </w:r>
-    </w:p>
-    <w:p>
-      <w:pPr>
-        <w:numPr>
-          <w:ilvl w:val="0"/>
-          <w:numId w:val="1003"/>
-        </w:numPr>
+    </w:p>
+    <w:p>
+      <w:pPr>
+        <w:pStyle w:val="BodyText"/>
       </w:pPr>
       <w:r>
         <w:t xml:space="preserve">DENISE: How much is in the company bank account?</w:t>
       </w:r>
-      <w:r>
-        <w:t xml:space="preserve"> </w:t>
-      </w:r>
-      <w:r>
-        <w:t xml:space="preserve">데니스: 회사 계좌에 얼마 있어요?</w:t>
-      </w:r>
-    </w:p>
-    <w:p>
-      <w:pPr>
-        <w:numPr>
-          <w:ilvl w:val="0"/>
-          <w:numId w:val="1003"/>
-        </w:numPr>
+    </w:p>
+    <w:p>
+      <w:pPr>
+        <w:pStyle w:val="BodyText"/>
       </w:pPr>
       <w:r>
         <w:t xml:space="preserve">NOAH: Twenty-five thousand. From me. Most of it goes to the outside lab, because the autoclave test alone is eighteen thousand. What’s left covers the bench and the small things.</w:t>
       </w:r>
-      <w:r>
-        <w:t xml:space="preserve"> </w:t>
-      </w:r>
-      <w:r>
-        <w:t xml:space="preserve">노아: 2만 5천 달러요. 제 돈이에요. 대부분 외부 연구소로 나가요. 고압 멸균 시험 하나만 1만 8천 달러거든요. 남은 돈으로 실험대랑 자잘한 것들을 메워요.</w:t>
-      </w:r>
-    </w:p>
-    <w:p>
-      <w:pPr>
-        <w:numPr>
-          <w:ilvl w:val="0"/>
-          <w:numId w:val="1003"/>
-        </w:numPr>
+    </w:p>
+    <w:p>
+      <w:pPr>
+        <w:pStyle w:val="BodyText"/>
       </w:pPr>
       <w:r>
         <w:t xml:space="preserve">DENISE: And after that?</w:t>
       </w:r>
-      <w:r>
-        <w:t xml:space="preserve"> </w:t>
-      </w:r>
-      <w:r>
-        <w:t xml:space="preserve">데니스: 그다음엔요?</w:t>
-      </w:r>
-    </w:p>
-    <w:p>
-      <w:pPr>
-        <w:numPr>
-          <w:ilvl w:val="0"/>
-          <w:numId w:val="1003"/>
-        </w:numPr>
+    </w:p>
+    <w:p>
+      <w:pPr>
+        <w:pStyle w:val="BodyText"/>
       </w:pPr>
       <w:r>
         <w:t xml:space="preserve">NOAH: After that, we’re in the red. Unless we raise money.</w:t>
       </w:r>
-      <w:r>
-        <w:t xml:space="preserve"> </w:t>
-      </w:r>
-      <w:r>
-        <w:t xml:space="preserve">노아: 그다음엔 적자예요. 투자를 받지 못하면요.</w:t>
-      </w:r>
-    </w:p>
-    <w:p>
-      <w:pPr>
-        <w:numPr>
-          <w:ilvl w:val="0"/>
-          <w:numId w:val="1003"/>
-        </w:numPr>
+    </w:p>
+    <w:p>
+      <w:pPr>
+        <w:pStyle w:val="BodyText"/>
       </w:pPr>
       <w:r>
         <w:t xml:space="preserve">ELENA: What about you personally, Noah? How long can you live?</w:t>
       </w:r>
-      <w:r>
-        <w:t xml:space="preserve"> </w:t>
-      </w:r>
-      <w:r>
-        <w:t xml:space="preserve">엘레나: 노아, 개인적으로는요? 얼마나 버틸 수 있어요?</w:t>
-      </w:r>
-    </w:p>
-    <w:p>
-      <w:pPr>
-        <w:numPr>
-          <w:ilvl w:val="0"/>
-          <w:numId w:val="1003"/>
-        </w:numPr>
+    </w:p>
+    <w:p>
+      <w:pPr>
+        <w:pStyle w:val="BodyText"/>
       </w:pPr>
       <w:r>
         <w:t xml:space="preserve">NOAH: My personal runway? About seven months. If I eat a lot of rice. I quit a good salary at Halvern, so every month without funding comes straight out of my savings.</w:t>
       </w:r>
-      <w:r>
-        <w:t xml:space="preserve"> </w:t>
-      </w:r>
-      <w:r>
-        <w:t xml:space="preserve">노아: 개인 런웨이요? 7개월쯤이요. 밥을 많이 먹으면요. 할번에서 좋은 월급을 포기했으니까, 투자 없이 보내는 한 달 한 달이 고스란히 제 저축에서 나가요.</w:t>
-      </w:r>
-    </w:p>
-    <w:p>
-      <w:pPr>
-        <w:numPr>
-          <w:ilvl w:val="0"/>
-          <w:numId w:val="1003"/>
-        </w:numPr>
+    </w:p>
+    <w:p>
+      <w:pPr>
+        <w:pStyle w:val="BodyText"/>
       </w:pPr>
       <w:r>
         <w:t xml:space="preserve">PRIYA: Seven months. Noah, that’s not much.</w:t>
       </w:r>
-      <w:r>
-        <w:t xml:space="preserve"> </w:t>
-      </w:r>
-      <w:r>
-        <w:t xml:space="preserve">프리야: 7개월. 노아, 그거 얼마 안 되잖아.</w:t>
-      </w:r>
-    </w:p>
-    <w:p>
-      <w:pPr>
-        <w:numPr>
-          <w:ilvl w:val="0"/>
-          <w:numId w:val="1003"/>
-        </w:numPr>
+    </w:p>
+    <w:p>
+      <w:pPr>
+        <w:pStyle w:val="BodyText"/>
       </w:pPr>
       <w:r>
         <w:t xml:space="preserve">NOAH: I know. That’s why we need to start fundraising soon.</w:t>
       </w:r>
-      <w:r>
-        <w:t xml:space="preserve"> </w:t>
-      </w:r>
-      <w:r>
-        <w:t xml:space="preserve">노아: 알아. 그래서 곧 투자 유치를 시작해야 해.</w:t>
-      </w:r>
-    </w:p>
-    <w:p>
-      <w:pPr>
-        <w:numPr>
-          <w:ilvl w:val="0"/>
-          <w:numId w:val="1003"/>
-        </w:numPr>
+    </w:p>
+    <w:p>
+      <w:pPr>
+        <w:pStyle w:val="BodyText"/>
       </w:pPr>
       <w:r>
         <w:t xml:space="preserve">MARCUS: And my runway is zero. I have a mortgage and two kids. I believe in this company, but I can’t stop bringing home a paycheck until Veyra can pay one.</w:t>
       </w:r>
-      <w:r>
-        <w:t xml:space="preserve"> </w:t>
-      </w:r>
-      <w:r>
-        <w:t xml:space="preserve">마커스: 그리고 내 런웨이는 0이야. 대출이 있고 애가 둘이니까. 이 회사를 믿지만, Veyra가 월급을 줄 수 있을 때까지는 월급 받아 오는 걸 멈출 수 없어.</w:t>
-      </w:r>
-    </w:p>
-    <w:p>
-      <w:pPr>
-        <w:numPr>
-          <w:ilvl w:val="0"/>
-          <w:numId w:val="1003"/>
-        </w:numPr>
+    </w:p>
+    <w:p>
+      <w:pPr>
+        <w:pStyle w:val="BodyText"/>
       </w:pPr>
       <w:r>
         <w:t xml:space="preserve">DENISE: Which is why you keep your job, honey. Until there’s a payroll.</w:t>
-      </w:r>
-      <w:r>
-        <w:t xml:space="preserve"> </w:t>
-      </w:r>
-      <w:r>
-        <w:t xml:space="preserve">데니스: 그러니까 당신은 회사 계속 다녀야지, 여보. 월급 나올 때까진.</w:t>
       </w:r>
     </w:p>
     <w:bookmarkEnd w:id="23"/>
@@ -1525,427 +805,202 @@
     </w:p>
     <w:p>
       <w:pPr>
-        <w:numPr>
-          <w:ilvl w:val="0"/>
-          <w:numId w:val="1004"/>
-        </w:numPr>
+        <w:pStyle w:val="FirstParagraph"/>
       </w:pPr>
       <w:r>
         <w:t xml:space="preserve">NOAH: Honestly, forty-two million feels impossible right now.</w:t>
       </w:r>
-      <w:r>
-        <w:t xml:space="preserve"> </w:t>
-      </w:r>
-      <w:r>
-        <w:t xml:space="preserve">노아: 솔직히 4,200만은 지금 불가능하게 느껴져요.</w:t>
-      </w:r>
-    </w:p>
-    <w:p>
-      <w:pPr>
-        <w:numPr>
-          <w:ilvl w:val="0"/>
-          <w:numId w:val="1004"/>
-        </w:numPr>
+    </w:p>
+    <w:p>
+      <w:pPr>
+        <w:pStyle w:val="BodyText"/>
       </w:pPr>
       <w:r>
         <w:t xml:space="preserve">ELENA: Nobody raises it all at once. Not even big companies.</w:t>
       </w:r>
-      <w:r>
-        <w:t xml:space="preserve"> </w:t>
-      </w:r>
-      <w:r>
-        <w:t xml:space="preserve">엘레나: 한 번에 다 모으는 사람은 없어요. 큰 회사도요.</w:t>
-      </w:r>
-    </w:p>
-    <w:p>
-      <w:pPr>
-        <w:numPr>
-          <w:ilvl w:val="0"/>
-          <w:numId w:val="1004"/>
-        </w:numPr>
+    </w:p>
+    <w:p>
+      <w:pPr>
+        <w:pStyle w:val="BodyText"/>
       </w:pPr>
       <w:r>
         <w:t xml:space="preserve">DENISE: It’s like a staircase. You climb one step at a time.</w:t>
       </w:r>
-      <w:r>
-        <w:t xml:space="preserve"> </w:t>
-      </w:r>
-      <w:r>
-        <w:t xml:space="preserve">데니스: 계단 같은 거예요. 한 번에 한 칸씩 올라가는 거죠.</w:t>
-      </w:r>
-    </w:p>
-    <w:p>
-      <w:pPr>
-        <w:numPr>
-          <w:ilvl w:val="0"/>
-          <w:numId w:val="1004"/>
-        </w:numPr>
+    </w:p>
+    <w:p>
+      <w:pPr>
+        <w:pStyle w:val="BodyText"/>
       </w:pPr>
       <w:r>
         <w:t xml:space="preserve">NOAH: One step at a time. What’s the first step?</w:t>
       </w:r>
-      <w:r>
-        <w:t xml:space="preserve"> </w:t>
-      </w:r>
-      <w:r>
-        <w:t xml:space="preserve">노아: 한 칸씩. 첫 번째 칸은 뭔데요?</w:t>
-      </w:r>
-    </w:p>
-    <w:p>
-      <w:pPr>
-        <w:numPr>
-          <w:ilvl w:val="0"/>
-          <w:numId w:val="1004"/>
-        </w:numPr>
+    </w:p>
+    <w:p>
+      <w:pPr>
+        <w:pStyle w:val="BodyText"/>
       </w:pPr>
       <w:r>
         <w:t xml:space="preserve">ELENA: Prove the idea works. In the lab, and in animals. Investors don’t pay for an idea on paper, but they will pay for proof that the idea does what you say.</w:t>
       </w:r>
-      <w:r>
-        <w:t xml:space="preserve"> </w:t>
-      </w:r>
-      <w:r>
-        <w:t xml:space="preserve">엘레나: 아이디어가 통한다는 걸 증명하는 거예요. 실험실에서, 그리고 동물에서. 투자자들은 종이 위의 아이디어엔 돈을 안 내지만, 그 아이디어가 말한 대로 된다는 증거엔 돈을 내요.</w:t>
-      </w:r>
-    </w:p>
-    <w:p>
-      <w:pPr>
-        <w:numPr>
-          <w:ilvl w:val="0"/>
-          <w:numId w:val="1004"/>
-        </w:numPr>
+    </w:p>
+    <w:p>
+      <w:pPr>
+        <w:pStyle w:val="BodyText"/>
       </w:pPr>
       <w:r>
         <w:t xml:space="preserve">PRIYA: That’s maybe eighteen months of work.</w:t>
       </w:r>
-      <w:r>
-        <w:t xml:space="preserve"> </w:t>
-      </w:r>
-      <w:r>
-        <w:t xml:space="preserve">프리야: 그건 18개월쯤 걸리는 일이에요.</w:t>
-      </w:r>
-    </w:p>
-    <w:p>
-      <w:pPr>
-        <w:numPr>
-          <w:ilvl w:val="0"/>
-          <w:numId w:val="1004"/>
-        </w:numPr>
+    </w:p>
+    <w:p>
+      <w:pPr>
+        <w:pStyle w:val="BodyText"/>
       </w:pPr>
       <w:r>
         <w:t xml:space="preserve">DENISE: And how much does eighteen months cost?</w:t>
       </w:r>
-      <w:r>
-        <w:t xml:space="preserve"> </w:t>
-      </w:r>
-      <w:r>
-        <w:t xml:space="preserve">데니스: 그리고 18개월에 얼마가 들죠?</w:t>
-      </w:r>
-    </w:p>
-    <w:p>
-      <w:pPr>
-        <w:numPr>
-          <w:ilvl w:val="0"/>
-          <w:numId w:val="1004"/>
-        </w:numPr>
+    </w:p>
+    <w:p>
+      <w:pPr>
+        <w:pStyle w:val="BodyText"/>
       </w:pPr>
       <w:r>
         <w:t xml:space="preserve">NOAH: Let me do a back-of-the-napkin calculation.</w:t>
       </w:r>
-      <w:r>
-        <w:t xml:space="preserve"> </w:t>
-      </w:r>
-      <w:r>
-        <w:t xml:space="preserve">노아: 냅킨 뒷면에 대충 계산해 볼게요.</w:t>
-      </w:r>
-    </w:p>
-    <w:p>
-      <w:pPr>
-        <w:numPr>
-          <w:ilvl w:val="0"/>
-          <w:numId w:val="1004"/>
-        </w:numPr>
+    </w:p>
+    <w:p>
+      <w:pPr>
+        <w:pStyle w:val="BodyText"/>
       </w:pPr>
       <w:r>
         <w:t xml:space="preserve">MARCUS: Of course he has a napkin.</w:t>
       </w:r>
-      <w:r>
-        <w:t xml:space="preserve"> </w:t>
-      </w:r>
-      <w:r>
-        <w:t xml:space="preserve">마커스: 당연히 냅킨이 있겠지.</w:t>
-      </w:r>
-    </w:p>
-    <w:p>
-      <w:pPr>
-        <w:numPr>
-          <w:ilvl w:val="0"/>
-          <w:numId w:val="1004"/>
-        </w:numPr>
+    </w:p>
+    <w:p>
+      <w:pPr>
+        <w:pStyle w:val="BodyText"/>
       </w:pPr>
       <w:r>
         <w:t xml:space="preserve">NOAH: Rent, lab tests, Priya’s salary, mine, legal. About a million and a half.</w:t>
       </w:r>
-      <w:r>
-        <w:t xml:space="preserve"> </w:t>
-      </w:r>
-      <w:r>
-        <w:t xml:space="preserve">노아: 임대료, 실험, 프리야 월급, 내 월급, 법무. 150만 달러쯤이요.</w:t>
-      </w:r>
-    </w:p>
-    <w:p>
-      <w:pPr>
-        <w:numPr>
-          <w:ilvl w:val="0"/>
-          <w:numId w:val="1004"/>
-        </w:numPr>
+    </w:p>
+    <w:p>
+      <w:pPr>
+        <w:pStyle w:val="BodyText"/>
       </w:pPr>
       <w:r>
         <w:t xml:space="preserve">DENISE: Show your work.</w:t>
       </w:r>
-      <w:r>
-        <w:t xml:space="preserve"> </w:t>
-      </w:r>
-      <w:r>
-        <w:t xml:space="preserve">데니스: 풀이 과정을 보여 줘요.</w:t>
-      </w:r>
-    </w:p>
-    <w:p>
-      <w:pPr>
-        <w:numPr>
-          <w:ilvl w:val="0"/>
-          <w:numId w:val="1004"/>
-        </w:numPr>
+    </w:p>
+    <w:p>
+      <w:pPr>
+        <w:pStyle w:val="BodyText"/>
       </w:pPr>
       <w:r>
         <w:t xml:space="preserve">NOAH: Here. Salaries, nine hundred thousand, for a small team over eighteen months. Lab work, four hundred thousand, including animal studies. The rest, two hundred, for rent, legal and everything else.</w:t>
       </w:r>
-      <w:r>
-        <w:t xml:space="preserve"> </w:t>
-      </w:r>
-      <w:r>
-        <w:t xml:space="preserve">노아: 여기요. 급여 90만, 18개월 동안 소규모 팀 기준이에요. 실험 40만, 동물 시험 포함이고요. 나머지 20만은 임대료, 법무, 그리고 그 밖의 모든 것이에요.</w:t>
-      </w:r>
-    </w:p>
-    <w:p>
-      <w:pPr>
-        <w:numPr>
-          <w:ilvl w:val="0"/>
-          <w:numId w:val="1004"/>
-        </w:numPr>
+    </w:p>
+    <w:p>
+      <w:pPr>
+        <w:pStyle w:val="BodyText"/>
       </w:pPr>
       <w:r>
         <w:t xml:space="preserve">DENISE: Hmm. Add a small contingency. But yes. That’s reasonable.</w:t>
       </w:r>
-      <w:r>
-        <w:t xml:space="preserve"> </w:t>
-      </w:r>
-      <w:r>
-        <w:t xml:space="preserve">데니스: 흠. 예비비를 조금 넣어요. 그래도 네, 합리적이에요.</w:t>
-      </w:r>
-    </w:p>
-    <w:p>
-      <w:pPr>
-        <w:numPr>
-          <w:ilvl w:val="0"/>
-          <w:numId w:val="1004"/>
-        </w:numPr>
+    </w:p>
+    <w:p>
+      <w:pPr>
+        <w:pStyle w:val="BodyText"/>
       </w:pPr>
       <w:r>
         <w:t xml:space="preserve">ELENA: So the first ask is one point five million. Not forty-two.</w:t>
       </w:r>
-      <w:r>
-        <w:t xml:space="preserve"> </w:t>
-      </w:r>
-      <w:r>
-        <w:t xml:space="preserve">엘레나: 그러니까 첫 요청 금액은 150만이네요. 4,200이 아니라.</w:t>
-      </w:r>
-    </w:p>
-    <w:p>
-      <w:pPr>
-        <w:numPr>
-          <w:ilvl w:val="0"/>
-          <w:numId w:val="1004"/>
-        </w:numPr>
+    </w:p>
+    <w:p>
+      <w:pPr>
+        <w:pStyle w:val="BodyText"/>
       </w:pPr>
       <w:r>
         <w:t xml:space="preserve">NOAH: One point five million. That feels… possible.</w:t>
       </w:r>
-      <w:r>
-        <w:t xml:space="preserve"> </w:t>
-      </w:r>
-      <w:r>
-        <w:t xml:space="preserve">노아: 150만. 그건… 가능할 것 같네요.</w:t>
-      </w:r>
-    </w:p>
-    <w:p>
-      <w:pPr>
-        <w:numPr>
-          <w:ilvl w:val="0"/>
-          <w:numId w:val="1004"/>
-        </w:numPr>
+    </w:p>
+    <w:p>
+      <w:pPr>
+        <w:pStyle w:val="BodyText"/>
       </w:pPr>
       <w:r>
         <w:t xml:space="preserve">PRIYA: And it pays my salary. Which solves my visa.</w:t>
       </w:r>
-      <w:r>
-        <w:t xml:space="preserve"> </w:t>
-      </w:r>
-      <w:r>
-        <w:t xml:space="preserve">프리야: 그리고 그걸로 내 월급을 줄 수 있어. 그럼 비자 문제가 해결되고.</w:t>
-      </w:r>
-    </w:p>
-    <w:p>
-      <w:pPr>
-        <w:numPr>
-          <w:ilvl w:val="0"/>
-          <w:numId w:val="1004"/>
-        </w:numPr>
+    </w:p>
+    <w:p>
+      <w:pPr>
+        <w:pStyle w:val="BodyText"/>
       </w:pPr>
       <w:r>
         <w:t xml:space="preserve">NOAH: That’s the most important line in the whole model.</w:t>
       </w:r>
-      <w:r>
-        <w:t xml:space="preserve"> </w:t>
-      </w:r>
-      <w:r>
-        <w:t xml:space="preserve">노아: 그게 모델 전체에서 가장 중요한 줄이야.</w:t>
-      </w:r>
-    </w:p>
-    <w:p>
-      <w:pPr>
-        <w:numPr>
-          <w:ilvl w:val="0"/>
-          <w:numId w:val="1004"/>
-        </w:numPr>
+    </w:p>
+    <w:p>
+      <w:pPr>
+        <w:pStyle w:val="BodyText"/>
       </w:pPr>
       <w:r>
         <w:t xml:space="preserve">DENISE: Then each step needs a milestone. Something investors can see. If you finish a step and show the result, the next investor isn’t buying a dream. They’re buying evidence.</w:t>
       </w:r>
-      <w:r>
-        <w:t xml:space="preserve"> </w:t>
-      </w:r>
-      <w:r>
-        <w:t xml:space="preserve">데니스: 그럼 각 계단마다 마일스톤이 필요해요. 투자자들이 볼 수 있는 거요. 한 계단을 끝내고 결과를 보여 주면, 다음 투자자는 꿈을 사는 게 아니에요. 증거를 사는 거죠.</w:t>
-      </w:r>
-    </w:p>
-    <w:p>
-      <w:pPr>
-        <w:numPr>
-          <w:ilvl w:val="0"/>
-          <w:numId w:val="1004"/>
-        </w:numPr>
+    </w:p>
+    <w:p>
+      <w:pPr>
+        <w:pStyle w:val="BodyText"/>
       </w:pPr>
       <w:r>
         <w:t xml:space="preserve">MARCUS: Step one: the gel survives the autoclave.</w:t>
       </w:r>
-      <w:r>
-        <w:t xml:space="preserve"> </w:t>
-      </w:r>
-      <w:r>
-        <w:t xml:space="preserve">마커스: 1단계: 젤이 고압 멸균을 견딘다.</w:t>
-      </w:r>
-    </w:p>
-    <w:p>
-      <w:pPr>
-        <w:numPr>
-          <w:ilvl w:val="0"/>
-          <w:numId w:val="1004"/>
-        </w:numPr>
+    </w:p>
+    <w:p>
+      <w:pPr>
+        <w:pStyle w:val="BodyText"/>
       </w:pPr>
       <w:r>
         <w:t xml:space="preserve">PRIYA: Step two: it dissolves faster in the lab. Repeatably.</w:t>
       </w:r>
-      <w:r>
-        <w:t xml:space="preserve"> </w:t>
-      </w:r>
-      <w:r>
-        <w:t xml:space="preserve">프리야: 2단계: 실험실에서 반복적으로 더 빨리 녹는다.</w:t>
-      </w:r>
-    </w:p>
-    <w:p>
-      <w:pPr>
-        <w:numPr>
-          <w:ilvl w:val="0"/>
-          <w:numId w:val="1004"/>
-        </w:numPr>
+    </w:p>
+    <w:p>
+      <w:pPr>
+        <w:pStyle w:val="BodyText"/>
       </w:pPr>
       <w:r>
         <w:t xml:space="preserve">ELENA: Step three: it works in animal studies. Safely.</w:t>
       </w:r>
-      <w:r>
-        <w:t xml:space="preserve"> </w:t>
-      </w:r>
-      <w:r>
-        <w:t xml:space="preserve">엘레나: 3단계: 동물 시험에서 안전하게 효과가 있다.</w:t>
-      </w:r>
-    </w:p>
-    <w:p>
-      <w:pPr>
-        <w:numPr>
-          <w:ilvl w:val="0"/>
-          <w:numId w:val="1004"/>
-        </w:numPr>
+    </w:p>
+    <w:p>
+      <w:pPr>
+        <w:pStyle w:val="BodyText"/>
       </w:pPr>
       <w:r>
         <w:t xml:space="preserve">NOAH: Then step four, the next round. Bigger money, bigger milestone.</w:t>
       </w:r>
-      <w:r>
-        <w:t xml:space="preserve"> </w:t>
-      </w:r>
-      <w:r>
-        <w:t xml:space="preserve">노아: 그다음 4단계, 다음 라운드. 더 큰 돈, 더 큰 마일스톤.</w:t>
-      </w:r>
-    </w:p>
-    <w:p>
-      <w:pPr>
-        <w:numPr>
-          <w:ilvl w:val="0"/>
-          <w:numId w:val="1004"/>
-        </w:numPr>
+    </w:p>
+    <w:p>
+      <w:pPr>
+        <w:pStyle w:val="BodyText"/>
       </w:pPr>
       <w:r>
         <w:t xml:space="preserve">DENISE: Now that’s a plan. Not a wish. A plan.</w:t>
       </w:r>
-      <w:r>
-        <w:t xml:space="preserve"> </w:t>
-      </w:r>
-      <w:r>
-        <w:t xml:space="preserve">데니스: 이제야 계획이네요. 소원이 아니라 계획.</w:t>
-      </w:r>
-    </w:p>
-    <w:p>
-      <w:pPr>
-        <w:numPr>
-          <w:ilvl w:val="0"/>
-          <w:numId w:val="1004"/>
-        </w:numPr>
+    </w:p>
+    <w:p>
+      <w:pPr>
+        <w:pStyle w:val="BodyText"/>
       </w:pPr>
       <w:r>
         <w:t xml:space="preserve">NOAH: Denise, can I hire you?</w:t>
       </w:r>
-      <w:r>
-        <w:t xml:space="preserve"> </w:t>
-      </w:r>
-      <w:r>
-        <w:t xml:space="preserve">노아: 데니스, 혹시 저희가 모셔도 될까요?</w:t>
-      </w:r>
-    </w:p>
-    <w:p>
-      <w:pPr>
-        <w:numPr>
-          <w:ilvl w:val="0"/>
-          <w:numId w:val="1004"/>
-        </w:numPr>
+    </w:p>
+    <w:p>
+      <w:pPr>
+        <w:pStyle w:val="BodyText"/>
       </w:pPr>
       <w:r>
         <w:t xml:space="preserve">DENISE: You can’t afford me. But I’ll check your homework for free.</w:t>
-      </w:r>
-      <w:r>
-        <w:t xml:space="preserve"> </w:t>
-      </w:r>
-      <w:r>
-        <w:t xml:space="preserve">데니스: 저를 감당 못 하실걸요. 하지만 숙제 검사는 공짜로 해 드릴게요.</w:t>
       </w:r>
     </w:p>
     <w:bookmarkEnd w:id="24"/>
@@ -1960,257 +1015,122 @@
     </w:p>
     <w:p>
       <w:pPr>
-        <w:numPr>
-          <w:ilvl w:val="0"/>
-          <w:numId w:val="1005"/>
-        </w:numPr>
+        <w:pStyle w:val="FirstParagraph"/>
       </w:pPr>
       <w:r>
         <w:t xml:space="preserve">KAYLA: Dad, I finished my homework. Can I come back now?</w:t>
       </w:r>
-      <w:r>
-        <w:t xml:space="preserve"> </w:t>
-      </w:r>
-      <w:r>
-        <w:t xml:space="preserve">케일라: 아빠, 숙제 다 했어. 이제 다시 와도 돼?</w:t>
-      </w:r>
-    </w:p>
-    <w:p>
-      <w:pPr>
-        <w:numPr>
-          <w:ilvl w:val="0"/>
-          <w:numId w:val="1005"/>
-        </w:numPr>
+    </w:p>
+    <w:p>
+      <w:pPr>
+        <w:pStyle w:val="BodyText"/>
       </w:pPr>
       <w:r>
         <w:t xml:space="preserve">MARCUS: Did your mom check it?</w:t>
       </w:r>
-      <w:r>
-        <w:t xml:space="preserve"> </w:t>
-      </w:r>
-      <w:r>
-        <w:t xml:space="preserve">마커스: 엄마가 검사했어?</w:t>
-      </w:r>
-    </w:p>
-    <w:p>
-      <w:pPr>
-        <w:numPr>
-          <w:ilvl w:val="0"/>
-          <w:numId w:val="1005"/>
-        </w:numPr>
+    </w:p>
+    <w:p>
+      <w:pPr>
+        <w:pStyle w:val="BodyText"/>
       </w:pPr>
       <w:r>
         <w:t xml:space="preserve">KAYLA: Not yet. But I showed my work. Every step.</w:t>
       </w:r>
-      <w:r>
-        <w:t xml:space="preserve"> </w:t>
-      </w:r>
-      <w:r>
-        <w:t xml:space="preserve">케일라: 아직. 근데 풀이 과정 다 보여 줬어. 단계마다.</w:t>
-      </w:r>
-    </w:p>
-    <w:p>
-      <w:pPr>
-        <w:numPr>
-          <w:ilvl w:val="0"/>
-          <w:numId w:val="1005"/>
-        </w:numPr>
+    </w:p>
+    <w:p>
+      <w:pPr>
+        <w:pStyle w:val="BodyText"/>
       </w:pPr>
       <w:r>
         <w:t xml:space="preserve">DENISE: That’s my girl.</w:t>
       </w:r>
-      <w:r>
-        <w:t xml:space="preserve"> </w:t>
-      </w:r>
-      <w:r>
-        <w:t xml:space="preserve">데니스: 역시 내 딸이야.</w:t>
-      </w:r>
-    </w:p>
-    <w:p>
-      <w:pPr>
-        <w:numPr>
-          <w:ilvl w:val="0"/>
-          <w:numId w:val="1005"/>
-        </w:numPr>
+    </w:p>
+    <w:p>
+      <w:pPr>
+        <w:pStyle w:val="BodyText"/>
       </w:pPr>
       <w:r>
         <w:t xml:space="preserve">KAYLA: So, are you guys going to be rich?</w:t>
       </w:r>
-      <w:r>
-        <w:t xml:space="preserve"> </w:t>
-      </w:r>
-      <w:r>
-        <w:t xml:space="preserve">케일라: 그래서, 아저씨들 부자 되는 거예요?</w:t>
-      </w:r>
-    </w:p>
-    <w:p>
-      <w:pPr>
-        <w:numPr>
-          <w:ilvl w:val="0"/>
-          <w:numId w:val="1005"/>
-        </w:numPr>
+    </w:p>
+    <w:p>
+      <w:pPr>
+        <w:pStyle w:val="BodyText"/>
       </w:pPr>
       <w:r>
         <w:t xml:space="preserve">NOAH: Maybe someday. First, we have to be useful.</w:t>
       </w:r>
-      <w:r>
-        <w:t xml:space="preserve"> </w:t>
-      </w:r>
-      <w:r>
-        <w:t xml:space="preserve">노아: 언젠가는. 먼저 쓸모 있는 사람이 돼야지.</w:t>
-      </w:r>
-    </w:p>
-    <w:p>
-      <w:pPr>
-        <w:numPr>
-          <w:ilvl w:val="0"/>
-          <w:numId w:val="1005"/>
-        </w:numPr>
+    </w:p>
+    <w:p>
+      <w:pPr>
+        <w:pStyle w:val="BodyText"/>
       </w:pPr>
       <w:r>
         <w:t xml:space="preserve">KAYLA: If your filler works, can I be your first customer?</w:t>
       </w:r>
-      <w:r>
-        <w:t xml:space="preserve"> </w:t>
-      </w:r>
-      <w:r>
-        <w:t xml:space="preserve">케일라: 필러가 성공하면 내가 첫 손님 해도 돼요?</w:t>
-      </w:r>
-    </w:p>
-    <w:p>
-      <w:pPr>
-        <w:numPr>
-          <w:ilvl w:val="0"/>
-          <w:numId w:val="1005"/>
-        </w:numPr>
+    </w:p>
+    <w:p>
+      <w:pPr>
+        <w:pStyle w:val="BodyText"/>
       </w:pPr>
       <w:r>
         <w:t xml:space="preserve">MARCUS: Not until you’re thirty. Maybe forty.</w:t>
       </w:r>
-      <w:r>
-        <w:t xml:space="preserve"> </w:t>
-      </w:r>
-      <w:r>
-        <w:t xml:space="preserve">마커스: 서른 살 전엔 안 돼. 마흔일 수도 있고.</w:t>
-      </w:r>
-    </w:p>
-    <w:p>
-      <w:pPr>
-        <w:numPr>
-          <w:ilvl w:val="0"/>
-          <w:numId w:val="1005"/>
-        </w:numPr>
+    </w:p>
+    <w:p>
+      <w:pPr>
+        <w:pStyle w:val="BodyText"/>
       </w:pPr>
       <w:r>
         <w:t xml:space="preserve">ELENA: Smart father. And smart daughter. Show your work, always.</w:t>
       </w:r>
-      <w:r>
-        <w:t xml:space="preserve"> </w:t>
-      </w:r>
-      <w:r>
-        <w:t xml:space="preserve">엘레나: 현명한 아빠네요. 딸도 현명하고. 항상 풀이 과정을 보여 줘.</w:t>
-      </w:r>
-    </w:p>
-    <w:p>
-      <w:pPr>
-        <w:numPr>
-          <w:ilvl w:val="0"/>
-          <w:numId w:val="1005"/>
-        </w:numPr>
+    </w:p>
+    <w:p>
+      <w:pPr>
+        <w:pStyle w:val="BodyText"/>
       </w:pPr>
       <w:r>
         <w:t xml:space="preserve">PRIYA: So what’s next for us, Noah?</w:t>
       </w:r>
-      <w:r>
-        <w:t xml:space="preserve"> </w:t>
-      </w:r>
-      <w:r>
-        <w:t xml:space="preserve">프리야: 그래서 우리 다음은 뭐야, 노아?</w:t>
-      </w:r>
-    </w:p>
-    <w:p>
-      <w:pPr>
-        <w:numPr>
-          <w:ilvl w:val="0"/>
-          <w:numId w:val="1005"/>
-        </w:numPr>
+    </w:p>
+    <w:p>
+      <w:pPr>
+        <w:pStyle w:val="BodyText"/>
       </w:pPr>
       <w:r>
         <w:t xml:space="preserve">NOAH: Before we ask anyone for money, one more question.</w:t>
       </w:r>
-      <w:r>
-        <w:t xml:space="preserve"> </w:t>
-      </w:r>
-      <w:r>
-        <w:t xml:space="preserve">노아: 누구한테 돈을 요청하기 전에, 질문이 하나 더 있어.</w:t>
-      </w:r>
-    </w:p>
-    <w:p>
-      <w:pPr>
-        <w:numPr>
-          <w:ilvl w:val="0"/>
-          <w:numId w:val="1005"/>
-        </w:numPr>
+    </w:p>
+    <w:p>
+      <w:pPr>
+        <w:pStyle w:val="BodyText"/>
       </w:pPr>
       <w:r>
         <w:t xml:space="preserve">ELENA: Which is?</w:t>
       </w:r>
-      <w:r>
-        <w:t xml:space="preserve"> </w:t>
-      </w:r>
-      <w:r>
-        <w:t xml:space="preserve">엘레나: 그게 뭔데요?</w:t>
-      </w:r>
-    </w:p>
-    <w:p>
-      <w:pPr>
-        <w:numPr>
-          <w:ilvl w:val="0"/>
-          <w:numId w:val="1005"/>
-        </w:numPr>
+    </w:p>
+    <w:p>
+      <w:pPr>
+        <w:pStyle w:val="BodyText"/>
       </w:pPr>
       <w:r>
         <w:t xml:space="preserve">NOAH: Do injectors actually want this? Or do we just think they do? We’ve built a whole plan on that idea, but we haven’t asked enough of the people who’d use it every day.</w:t>
       </w:r>
-      <w:r>
-        <w:t xml:space="preserve"> </w:t>
-      </w:r>
-      <w:r>
-        <w:t xml:space="preserve">노아: 시술자들이 이걸 정말 원할까요? 아니면 우리만 그렇게 생각하는 걸까요? 우린 그 생각 하나에 계획 전체를 세웠는데, 이걸 매일 쓸 사람들에게는 아직 충분히 물어보지 않았어요.</w:t>
-      </w:r>
-    </w:p>
-    <w:p>
-      <w:pPr>
-        <w:numPr>
-          <w:ilvl w:val="0"/>
-          <w:numId w:val="1005"/>
-        </w:numPr>
+    </w:p>
+    <w:p>
+      <w:pPr>
+        <w:pStyle w:val="BodyText"/>
       </w:pPr>
       <w:r>
         <w:t xml:space="preserve">DENISE: Good question. Never assume the answer.</w:t>
       </w:r>
-      <w:r>
-        <w:t xml:space="preserve"> </w:t>
-      </w:r>
-      <w:r>
-        <w:t xml:space="preserve">데니스: 좋은 질문이네요. 답을 절대 넘겨짚지 마요.</w:t>
-      </w:r>
-    </w:p>
-    <w:p>
-      <w:pPr>
-        <w:numPr>
-          <w:ilvl w:val="0"/>
-          <w:numId w:val="1005"/>
-        </w:numPr>
+    </w:p>
+    <w:p>
+      <w:pPr>
+        <w:pStyle w:val="BodyText"/>
       </w:pPr>
       <w:r>
         <w:t xml:space="preserve">NOAH: Then next week, we go out and ask them.</w:t>
-      </w:r>
-      <w:r>
-        <w:t xml:space="preserve"> </w:t>
-      </w:r>
-      <w:r>
-        <w:t xml:space="preserve">노아: 그럼 다음 주에 직접 나가서 물어볼게요.</w:t>
       </w:r>
     </w:p>
     <w:p>
@@ -2351,7 +1271,7 @@
               <w:jc w:val="left"/>
             </w:pPr>
             <w:r>
-              <w:t xml:space="preserve">23턴. Denise의 습관어. 숫자의 근거를 요구할 때.</w:t>
+              <w:t xml:space="preserve">장면1. Denise의 습관어. 숫자의 근거를 요구할 때.</w:t>
             </w:r>
           </w:p>
         </w:tc>
@@ -2401,7 +1321,7 @@
               <w:jc w:val="left"/>
             </w:pPr>
             <w:r>
-              <w:t xml:space="preserve">13턴. 자기 작업물을 검토받을 때 겸손하게.</w:t>
+              <w:t xml:space="preserve">도입. 자기 작업물을 검토받을 때 겸손하게.</w:t>
             </w:r>
           </w:p>
         </w:tc>
@@ -2451,7 +1371,7 @@
               <w:jc w:val="left"/>
             </w:pPr>
             <w:r>
-              <w:t xml:space="preserve">33턴. 예산 검토에서 자주 나오는 말.</w:t>
+              <w:t xml:space="preserve">장면1. 예산 검토에서 자주 나오는 말.</w:t>
             </w:r>
           </w:p>
         </w:tc>
@@ -2501,7 +1421,7 @@
               <w:jc w:val="left"/>
             </w:pPr>
             <w:r>
-              <w:t xml:space="preserve">44턴.</w:t>
+              <w:t xml:space="preserve">장면1.</w:t>
             </w:r>
             <w:r>
               <w:t xml:space="preserve"> </w:t>
@@ -2569,7 +1489,7 @@
               <w:jc w:val="left"/>
             </w:pPr>
             <w:r>
-              <w:t xml:space="preserve">47턴. 발표용 숫자를 깔끔하게 정리할 때.</w:t>
+              <w:t xml:space="preserve">장면1. 발표용 숫자를 깔끔하게 정리할 때.</w:t>
             </w:r>
           </w:p>
         </w:tc>
@@ -2619,7 +1539,7 @@
               <w:jc w:val="left"/>
             </w:pPr>
             <w:r>
-              <w:t xml:space="preserve">68~69턴. 스타트업이 매달 쓰는 돈.</w:t>
+              <w:t xml:space="preserve">장면2. 스타트업이 매달 쓰는 돈.</w:t>
             </w:r>
           </w:p>
         </w:tc>
@@ -2669,7 +1589,7 @@
               <w:jc w:val="left"/>
             </w:pPr>
             <w:r>
-              <w:t xml:space="preserve">74턴. 반대는</w:t>
+              <w:t xml:space="preserve">장면2. 반대는</w:t>
             </w:r>
             <w:r>
               <w:t xml:space="preserve"> </w:t>
@@ -2734,7 +1654,7 @@
               <w:jc w:val="left"/>
             </w:pPr>
             <w:r>
-              <w:t xml:space="preserve">76턴.</w:t>
+              <w:t xml:space="preserve">장면2.</w:t>
             </w:r>
             <w:r>
               <w:t xml:space="preserve"> </w:t>
@@ -2796,7 +1716,7 @@
               <w:jc w:val="left"/>
             </w:pPr>
             <w:r>
-              <w:t xml:space="preserve">88턴. 1화 컬처 노트와 연결.</w:t>
+              <w:t xml:space="preserve">절정·전환. 1화 컬처 노트와 연결.</w:t>
             </w:r>
           </w:p>
         </w:tc>
@@ -2846,7 +1766,7 @@
               <w:jc w:val="left"/>
             </w:pPr>
             <w:r>
-              <w:t xml:space="preserve">103턴. 구체적 마일스톤이 있는 계획을 강조할 때.</w:t>
+              <w:t xml:space="preserve">절정·전환. 구체적 마일스톤이 있는 계획을 강조할 때.</w:t>
             </w:r>
           </w:p>
         </w:tc>
@@ -3081,7 +2001,7 @@
           <w:bCs/>
           <w:b/>
         </w:rPr>
-        <w:t xml:space="preserve">98턴 DENISE:</w:t>
+        <w:t xml:space="preserve">DENISE (절정·전환):</w:t>
       </w:r>
       <w:r>
         <w:t xml:space="preserve"> </w:t>
@@ -3388,9 +2308,1036 @@
         <w:t xml:space="preserve">프로젝트를 단계별로 나눠야 하는 이유를 팀장에게 같은 구조로 30단어 안팎으로 설명해 보기.</w:t>
       </w:r>
     </w:p>
+    <w:p>
+      <w:r>
+        <w:pict>
+          <v:rect style="width:0;height:1.5pt" o:hralign="center" o:hrstd="t" o:hr="t"/>
+        </w:pict>
+      </w:r>
+    </w:p>
     <w:bookmarkEnd w:id="30"/>
     <w:bookmarkEnd w:id="31"/>
+    <w:bookmarkStart w:id="37" w:name="한국어-번역"/>
+    <w:p>
+      <w:pPr>
+        <w:pStyle w:val="Heading2"/>
+      </w:pPr>
+      <w:r>
+        <w:t xml:space="preserve">한국어 번역</w:t>
+      </w:r>
+    </w:p>
+    <w:bookmarkStart w:id="32" w:name="도입-webb-가족의-부엌-저녁-7시-1"/>
+    <w:p>
+      <w:pPr>
+        <w:pStyle w:val="Heading3"/>
+      </w:pPr>
+      <w:r>
+        <w:t xml:space="preserve">도입 — Webb 가족의 부엌, 저녁 7시</w:t>
+      </w:r>
+    </w:p>
+    <w:p>
+      <w:pPr>
+        <w:pStyle w:val="FirstParagraph"/>
+      </w:pPr>
+      <w:r>
+        <w:t xml:space="preserve">케일라: 아빠! 마케팅 아저씨 왔어. 노트북 든 언니도.</w:t>
+      </w:r>
+    </w:p>
+    <w:p>
+      <w:pPr>
+        <w:pStyle w:val="BodyText"/>
+      </w:pPr>
+      <w:r>
+        <w:t xml:space="preserve">마커스: 케일라, 이름은 노아야. 그리고 저분은 라만 박사님이고.</w:t>
+      </w:r>
+    </w:p>
+    <w:p>
+      <w:pPr>
+        <w:pStyle w:val="BodyText"/>
+      </w:pPr>
+      <w:r>
+        <w:t xml:space="preserve">프리야: 프리야라고 불러도 돼. 안녕, 케일라. 반가워.</w:t>
+      </w:r>
+    </w:p>
+    <w:p>
+      <w:pPr>
+        <w:pStyle w:val="BodyText"/>
+      </w:pPr>
+      <w:r>
+        <w:t xml:space="preserve">케일라: 아저씨들 보톡스 만들어요? 내 친구들 보톡스에 완전 빠졌어요.</w:t>
+      </w:r>
+    </w:p>
+    <w:p>
+      <w:pPr>
+        <w:pStyle w:val="BodyText"/>
+      </w:pPr>
+      <w:r>
+        <w:t xml:space="preserve">노아: 보톡스 말고 필러야. 다른 거야.</w:t>
+      </w:r>
+    </w:p>
+    <w:p>
+      <w:pPr>
+        <w:pStyle w:val="BodyText"/>
+      </w:pPr>
+      <w:r>
+        <w:t xml:space="preserve">케일라: 뭐가 달라요?</w:t>
+      </w:r>
+    </w:p>
+    <w:p>
+      <w:pPr>
+        <w:pStyle w:val="BodyText"/>
+      </w:pPr>
+      <w:r>
+        <w:t xml:space="preserve">프리야: 보톡스는 근육을 이완시켜서 주름이 부드러워져. 필러는 볼륨을 채워. 피부 아래 쿠션처럼 자리 잡는 젤인데, 꺼져 보이는 부분을 채워 주는 거야.</w:t>
+      </w:r>
+    </w:p>
+    <w:p>
+      <w:pPr>
+        <w:pStyle w:val="BodyText"/>
+      </w:pPr>
+      <w:r>
+        <w:t xml:space="preserve">케일라: 멋지다. 나 해 봐도 돼요?</w:t>
+      </w:r>
+    </w:p>
+    <w:p>
+      <w:pPr>
+        <w:pStyle w:val="BodyText"/>
+      </w:pPr>
+      <w:r>
+        <w:t xml:space="preserve">마커스: 절대 안 돼. 숙제. 지금 당장.</w:t>
+      </w:r>
+    </w:p>
+    <w:p>
+      <w:pPr>
+        <w:pStyle w:val="BodyText"/>
+      </w:pPr>
+      <w:r>
+        <w:t xml:space="preserve">데니스: 안녕하세요, 노아. 안녕하세요, 프리야. 데니스예요. 얘기 많이 들었어요.</w:t>
+      </w:r>
+    </w:p>
+    <w:p>
+      <w:pPr>
+        <w:pStyle w:val="BodyText"/>
+      </w:pPr>
+      <w:r>
+        <w:t xml:space="preserve">노아: 초대해 주셔서 감사해요. 지분표 양식도요.</w:t>
+      </w:r>
+    </w:p>
+    <w:p>
+      <w:pPr>
+        <w:pStyle w:val="BodyText"/>
+      </w:pPr>
+      <w:r>
+        <w:t xml:space="preserve">데니스: 별말씀을요. 마커스 말로는 저한테 보여 줄 재무 모델이 있다면서요.</w:t>
+      </w:r>
+    </w:p>
+    <w:p>
+      <w:pPr>
+        <w:pStyle w:val="BodyText"/>
+      </w:pPr>
+      <w:r>
+        <w:t xml:space="preserve">노아: 있어요. 살살 봐 주세요.</w:t>
+      </w:r>
+    </w:p>
+    <w:p>
+      <w:pPr>
+        <w:pStyle w:val="BodyText"/>
+      </w:pPr>
+      <w:r>
+        <w:t xml:space="preserve">데니스: 전 고등학교 수학 선생이에요. 숫자에 관해선 절대 살살 안 해요.</w:t>
+      </w:r>
+    </w:p>
+    <w:p>
+      <w:pPr>
+        <w:pStyle w:val="BodyText"/>
+      </w:pPr>
+      <w:r>
+        <w:t xml:space="preserve">마커스: 농담 아니야. 채점하는 거 봤는데, 살벌해.</w:t>
+      </w:r>
+    </w:p>
     <w:bookmarkEnd w:id="32"/>
+    <w:bookmarkStart w:id="33" w:name="장면1-denise의-검토-1"/>
+    <w:p>
+      <w:pPr>
+        <w:pStyle w:val="Heading3"/>
+      </w:pPr>
+      <w:r>
+        <w:t xml:space="preserve">장면1 — Denise의 검토</w:t>
+      </w:r>
+    </w:p>
+    <w:p>
+      <w:pPr>
+        <w:pStyle w:val="FirstParagraph"/>
+      </w:pPr>
+      <w:r>
+        <w:t xml:space="preserve">노아: 좋아요. 이게 5년 모델이에요. 왼쪽이 비용, 위쪽이 일정이고요.</w:t>
+      </w:r>
+    </w:p>
+    <w:p>
+      <w:pPr>
+        <w:pStyle w:val="BodyText"/>
+      </w:pPr>
+      <w:r>
+        <w:t xml:space="preserve">데니스: 매출은 어디 있어요?</w:t>
+      </w:r>
+    </w:p>
+    <w:p>
+      <w:pPr>
+        <w:pStyle w:val="BodyText"/>
+      </w:pPr>
+      <w:r>
+        <w:t xml:space="preserve">노아: 없어요. 최소 5년 동안은요.</w:t>
+      </w:r>
+    </w:p>
+    <w:p>
+      <w:pPr>
+        <w:pStyle w:val="BodyText"/>
+      </w:pPr>
+      <w:r>
+        <w:t xml:space="preserve">데니스: 5년 동안 돈이 한 푼도 안 들어온다. 그렇군요. 흥미롭네요.</w:t>
+      </w:r>
+    </w:p>
+    <w:p>
+      <w:pPr>
+        <w:pStyle w:val="BodyText"/>
+      </w:pPr>
+      <w:r>
+        <w:t xml:space="preserve">프리야: 의료 제품은 그게 정상이에요. 승인이 판매보다 먼저니까요. FDA가 승인하기 전엔 주사기 하나도 못 팔아요. 그래서 그 기간은 전부 연구와 임상에 쓰이는 거예요.</w:t>
+      </w:r>
+    </w:p>
+    <w:p>
+      <w:pPr>
+        <w:pStyle w:val="BodyText"/>
+      </w:pPr>
+      <w:r>
+        <w:t xml:space="preserve">데니스: 그럼 1달러 1달러가 중요하네요. 합계 좀 볼까요.</w:t>
+      </w:r>
+    </w:p>
+    <w:p>
+      <w:pPr>
+        <w:pStyle w:val="BodyText"/>
+      </w:pPr>
+      <w:r>
+        <w:t xml:space="preserve">노아: 2,600만 달러요. 전체.</w:t>
+      </w:r>
+    </w:p>
+    <w:p>
+      <w:pPr>
+        <w:pStyle w:val="BodyText"/>
+      </w:pPr>
+      <w:r>
+        <w:t xml:space="preserve">데니스: 흠. 풀이 과정을 보여 줘요.</w:t>
+      </w:r>
+    </w:p>
+    <w:p>
+      <w:pPr>
+        <w:pStyle w:val="BodyText"/>
+      </w:pPr>
+      <w:r>
+        <w:t xml:space="preserve">노아: 풀이 과정이요?</w:t>
+      </w:r>
+    </w:p>
+    <w:p>
+      <w:pPr>
+        <w:pStyle w:val="BodyText"/>
+      </w:pPr>
+      <w:r>
+        <w:t xml:space="preserve">데니스: 제가 학생들한테 하는 말이에요. 26을 어떻게 구했어요?</w:t>
+      </w:r>
+    </w:p>
+    <w:p>
+      <w:pPr>
+        <w:pStyle w:val="BodyText"/>
+      </w:pPr>
+      <w:r>
+        <w:t xml:space="preserve">노아: 실험실 연구 300만. 생산 400만. 임상시험 1,500만.</w:t>
+      </w:r>
+    </w:p>
+    <w:p>
+      <w:pPr>
+        <w:pStyle w:val="BodyText"/>
+      </w:pPr>
+      <w:r>
+        <w:t xml:space="preserve">데니스: 나머지는요?</w:t>
+      </w:r>
+    </w:p>
+    <w:p>
+      <w:pPr>
+        <w:pStyle w:val="BodyText"/>
+      </w:pPr>
+      <w:r>
+        <w:t xml:space="preserve">노아: 규제·법무 300만. 사무실 100만.</w:t>
+      </w:r>
+    </w:p>
+    <w:p>
+      <w:pPr>
+        <w:pStyle w:val="BodyText"/>
+      </w:pPr>
+      <w:r>
+        <w:t xml:space="preserve">데니스: 급여는 어디 있어요?</w:t>
+      </w:r>
+    </w:p>
+    <w:p>
+      <w:pPr>
+        <w:pStyle w:val="BodyText"/>
+      </w:pPr>
+      <w:r>
+        <w:t xml:space="preserve">노아: 급여요? 그건… 아, 이런.</w:t>
+      </w:r>
+    </w:p>
+    <w:p>
+      <w:pPr>
+        <w:pStyle w:val="BodyText"/>
+      </w:pPr>
+      <w:r>
+        <w:t xml:space="preserve">마커스: 우리 월급을 깜빡했네.</w:t>
+      </w:r>
+    </w:p>
+    <w:p>
+      <w:pPr>
+        <w:pStyle w:val="BodyText"/>
+      </w:pPr>
+      <w:r>
+        <w:t xml:space="preserve">노아: 모두의 월급을 깜빡했어요. 저까지 포함해서.</w:t>
+      </w:r>
+    </w:p>
+    <w:p>
+      <w:pPr>
+        <w:pStyle w:val="BodyText"/>
+      </w:pPr>
+      <w:r>
+        <w:t xml:space="preserve">데니스: 그건 큰 실수예요. 보통 사람이 가장 큰 비용이에요. 화학자, 엔지니어, 임상을 운영할 사람. 실험이 잘되든 안 되든 다들 매달 월급을 받아야 하잖아요.</w:t>
+      </w:r>
+    </w:p>
+    <w:p>
+      <w:pPr>
+        <w:pStyle w:val="BodyText"/>
+      </w:pPr>
+      <w:r>
+        <w:t xml:space="preserve">프리야: 사람이 몇 명이나 필요할까요?</w:t>
+      </w:r>
+    </w:p>
+    <w:p>
+      <w:pPr>
+        <w:pStyle w:val="BodyText"/>
+      </w:pPr>
+      <w:r>
+        <w:t xml:space="preserve">마커스: 2년 차까지 열 명. 5년 차엔 스물다섯 명쯤.</w:t>
+      </w:r>
+    </w:p>
+    <w:p>
+      <w:pPr>
+        <w:pStyle w:val="BodyText"/>
+      </w:pPr>
+      <w:r>
+        <w:t xml:space="preserve">데니스: 평균 연봉은 얼마로요?</w:t>
+      </w:r>
+    </w:p>
+    <w:p>
+      <w:pPr>
+        <w:pStyle w:val="BodyText"/>
+      </w:pPr>
+      <w:r>
+        <w:t xml:space="preserve">노아: 15만 달러 정도요. 복리후생 포함해서.</w:t>
+      </w:r>
+    </w:p>
+    <w:p>
+      <w:pPr>
+        <w:pStyle w:val="BodyText"/>
+      </w:pPr>
+      <w:r>
+        <w:t xml:space="preserve">데니스: 그럼 5년간 급여가 대략 1,000만 달러네요.</w:t>
+      </w:r>
+    </w:p>
+    <w:p>
+      <w:pPr>
+        <w:pStyle w:val="BodyText"/>
+      </w:pPr>
+      <w:r>
+        <w:t xml:space="preserve">노아: 1,000만. 알겠어요. 그럼 3,600만이 되네요.</w:t>
+      </w:r>
+    </w:p>
+    <w:p>
+      <w:pPr>
+        <w:pStyle w:val="BodyText"/>
+      </w:pPr>
+      <w:r>
+        <w:t xml:space="preserve">데니스: 다음 질문. 뭔가 잘못되면 어떻게 돼요?</w:t>
+      </w:r>
+    </w:p>
+    <w:p>
+      <w:pPr>
+        <w:pStyle w:val="BodyText"/>
+      </w:pPr>
+      <w:r>
+        <w:t xml:space="preserve">노아: 무슨 말씀이에요?</w:t>
+      </w:r>
+    </w:p>
+    <w:p>
+      <w:pPr>
+        <w:pStyle w:val="BodyText"/>
+      </w:pPr>
+      <w:r>
+        <w:t xml:space="preserve">데니스: 시험 실패. 일정 지연. 예상보다 오래 걸리는 임상.</w:t>
+      </w:r>
+    </w:p>
+    <w:p>
+      <w:pPr>
+        <w:pStyle w:val="BodyText"/>
+      </w:pPr>
+      <w:r>
+        <w:t xml:space="preserve">프리야: 그건 확실히 일어날 거예요. 아마 한 번 이상.</w:t>
+      </w:r>
+    </w:p>
+    <w:p>
+      <w:pPr>
+        <w:pStyle w:val="BodyText"/>
+      </w:pPr>
+      <w:r>
+        <w:t xml:space="preserve">데니스: 그럼 예비비가 필요해요. 보통 15에서 20퍼센트요.</w:t>
+      </w:r>
+    </w:p>
+    <w:p>
+      <w:pPr>
+        <w:pStyle w:val="BodyText"/>
+      </w:pPr>
+      <w:r>
+        <w:t xml:space="preserve">마커스: 군대에선 안전 여유분이라고 불렀지.</w:t>
+      </w:r>
+    </w:p>
+    <w:p>
+      <w:pPr>
+        <w:pStyle w:val="BodyText"/>
+      </w:pPr>
+      <w:r>
+        <w:t xml:space="preserve">노아: 3,600의 17퍼센트라고 하죠. 600만 정도네요.</w:t>
+      </w:r>
+    </w:p>
+    <w:p>
+      <w:pPr>
+        <w:pStyle w:val="BodyText"/>
+      </w:pPr>
+      <w:r>
+        <w:t xml:space="preserve">데니스: 그럼 4,200만이네요. 딱 떨어지는 숫자가 투자자들이 기억하기 쉬워요. 그리고 그 숫자가 어디서 나왔냐고 물으면, 실험실 연구부터 예비비까지 모든 단계를 보여 줄 수 있죠.</w:t>
+      </w:r>
+    </w:p>
+    <w:p>
+      <w:pPr>
+        <w:pStyle w:val="BodyText"/>
+      </w:pPr>
+      <w:r>
+        <w:t xml:space="preserve">노아: 4,200만 달러.</w:t>
+      </w:r>
+    </w:p>
+    <w:p>
+      <w:pPr>
+        <w:pStyle w:val="BodyText"/>
+      </w:pPr>
+      <w:r>
+        <w:t xml:space="preserve">프리야: 엘레나가 4천만이라고 했잖아. 응급실에서 그날 밤에.</w:t>
+      </w:r>
+    </w:p>
+    <w:p>
+      <w:pPr>
+        <w:pStyle w:val="BodyText"/>
+      </w:pPr>
+      <w:r>
+        <w:t xml:space="preserve">노아: 거의 정확했네. 그게 좀 무섭다.</w:t>
+      </w:r>
+    </w:p>
+    <w:bookmarkEnd w:id="33"/>
+    <w:bookmarkStart w:id="34" w:name="장면2-현실의-무게-1"/>
+    <w:p>
+      <w:pPr>
+        <w:pStyle w:val="Heading3"/>
+      </w:pPr>
+      <w:r>
+        <w:t xml:space="preserve">장면2 — 현실의 무게</w:t>
+      </w:r>
+    </w:p>
+    <w:p>
+      <w:pPr>
+        <w:pStyle w:val="FirstParagraph"/>
+      </w:pPr>
+      <w:r>
+        <w:t xml:space="preserve">엘레나: 늦어서 미안해요! 오늘 밤 응급실이 꽉 찼었어요.</w:t>
+      </w:r>
+    </w:p>
+    <w:p>
+      <w:pPr>
+        <w:pStyle w:val="BodyText"/>
+      </w:pPr>
+      <w:r>
+        <w:t xml:space="preserve">데니스: 엘레나 씨군요. 마커스 말로는 팀의 양심이라던데요.</w:t>
+      </w:r>
+    </w:p>
+    <w:p>
+      <w:pPr>
+        <w:pStyle w:val="BodyText"/>
+      </w:pPr>
+      <w:r>
+        <w:t xml:space="preserve">엘레나: 하. 누군가는 해야죠. 내가 뭘 놓쳤어요?</w:t>
+      </w:r>
+    </w:p>
+    <w:p>
+      <w:pPr>
+        <w:pStyle w:val="BodyText"/>
+      </w:pPr>
+      <w:r>
+        <w:t xml:space="preserve">노아: 4,200만이요. 선생님 추측이 거의 완벽했어요.</w:t>
+      </w:r>
+    </w:p>
+    <w:p>
+      <w:pPr>
+        <w:pStyle w:val="BodyText"/>
+      </w:pPr>
+      <w:r>
+        <w:t xml:space="preserve">엘레나: 이걸 시도한 회사를 세 곳 지켜봤어요. 숫자를 알죠.</w:t>
+      </w:r>
+    </w:p>
+    <w:p>
+      <w:pPr>
+        <w:pStyle w:val="BodyText"/>
+      </w:pPr>
+      <w:r>
+        <w:t xml:space="preserve">프리야: 그중에 성공한 데 있어요?</w:t>
+      </w:r>
+    </w:p>
+    <w:p>
+      <w:pPr>
+        <w:pStyle w:val="BodyText"/>
+      </w:pPr>
+      <w:r>
+        <w:t xml:space="preserve">엘레나: 한 곳이요. 나머지 두 곳은 3년 차에 돈이 바닥났어요.</w:t>
+      </w:r>
+    </w:p>
+    <w:p>
+      <w:pPr>
+        <w:pStyle w:val="BodyText"/>
+      </w:pPr>
+      <w:r>
+        <w:t xml:space="preserve">마커스: 3년 차. 무슨 일이 있었는데요?</w:t>
+      </w:r>
+    </w:p>
+    <w:p>
+      <w:pPr>
+        <w:pStyle w:val="BodyText"/>
+      </w:pPr>
+      <w:r>
+        <w:t xml:space="preserve">엘레나: 임상이 계획보다 돈이 더 들었고, 더 오래 걸렸어요. 투자자들에게 돈을 더 달라고 다시 갔는데, 투자자들이 인내심을 잃었죠. 과학은 괜찮았을지 몰라도, 돈이 먼저 바닥났어요.</w:t>
+      </w:r>
+    </w:p>
+    <w:p>
+      <w:pPr>
+        <w:pStyle w:val="BodyText"/>
+      </w:pPr>
+      <w:r>
+        <w:t xml:space="preserve">데니스: 그래서 예비비가 중요한 거예요. 그 숫자는 모델에 꼭 남겨 둬요.</w:t>
+      </w:r>
+    </w:p>
+    <w:p>
+      <w:pPr>
+        <w:pStyle w:val="BodyText"/>
+      </w:pPr>
+      <w:r>
+        <w:t xml:space="preserve">노아: 알겠어요. 예비비 포함 4,200만.</w:t>
+      </w:r>
+    </w:p>
+    <w:p>
+      <w:pPr>
+        <w:pStyle w:val="BodyText"/>
+      </w:pPr>
+      <w:r>
+        <w:t xml:space="preserve">프리야: 아! 좋은 소식 말이 나와서. UT에서 드디어 이메일이 왔어.</w:t>
+      </w:r>
+    </w:p>
+    <w:p>
+      <w:pPr>
+        <w:pStyle w:val="BodyText"/>
+      </w:pPr>
+      <w:r>
+        <w:t xml:space="preserve">노아: 기술사업화실? 뭐래?</w:t>
+      </w:r>
+    </w:p>
+    <w:p>
+      <w:pPr>
+        <w:pStyle w:val="BodyText"/>
+      </w:pPr>
+      <w:r>
+        <w:t xml:space="preserve">프리야: 내 논문으로 특허를 출원한 적이 없대. 권리 주장도 안 한대.</w:t>
+      </w:r>
+    </w:p>
+    <w:p>
+      <w:pPr>
+        <w:pStyle w:val="BodyText"/>
+      </w:pPr>
+      <w:r>
+        <w:t xml:space="preserve">엘레나: 서면으로요?</w:t>
+      </w:r>
+    </w:p>
+    <w:p>
+      <w:pPr>
+        <w:pStyle w:val="BodyText"/>
+      </w:pPr>
+      <w:r>
+        <w:t xml:space="preserve">프리야: 서면으로요. 다이앤이 아주 자랑스러워할 거예요.</w:t>
+      </w:r>
+    </w:p>
+    <w:p>
+      <w:pPr>
+        <w:pStyle w:val="BodyText"/>
+      </w:pPr>
+      <w:r>
+        <w:t xml:space="preserve">마커스: 드디어 간단한 게 하나 생겼네.</w:t>
+      </w:r>
+    </w:p>
+    <w:p>
+      <w:pPr>
+        <w:pStyle w:val="BodyText"/>
+      </w:pPr>
+      <w:r>
+        <w:t xml:space="preserve">노아: 좋아요, 다시 무서운 얘기로. 우리 번 레이트요.</w:t>
+      </w:r>
+    </w:p>
+    <w:p>
+      <w:pPr>
+        <w:pStyle w:val="BodyText"/>
+      </w:pPr>
+      <w:r>
+        <w:t xml:space="preserve">데니스: 번 레이트. 돈을 얼마나 빨리 쓰는지 말하는 거죠?</w:t>
+      </w:r>
+    </w:p>
+    <w:p>
+      <w:pPr>
+        <w:pStyle w:val="BodyText"/>
+      </w:pPr>
+      <w:r>
+        <w:t xml:space="preserve">노아: 맞아요. 지금은 낮아요. 임대료, 외부 연구소, 자잘한 것들.</w:t>
+      </w:r>
+    </w:p>
+    <w:p>
+      <w:pPr>
+        <w:pStyle w:val="BodyText"/>
+      </w:pPr>
+      <w:r>
+        <w:t xml:space="preserve">데니스: 회사 계좌에 얼마 있어요?</w:t>
+      </w:r>
+    </w:p>
+    <w:p>
+      <w:pPr>
+        <w:pStyle w:val="BodyText"/>
+      </w:pPr>
+      <w:r>
+        <w:t xml:space="preserve">노아: 2만 5천 달러요. 제 돈이에요. 대부분 외부 연구소로 나가요. 고압 멸균 시험 하나만 1만 8천 달러거든요. 남은 돈으로 실험대랑 자잘한 것들을 메워요.</w:t>
+      </w:r>
+    </w:p>
+    <w:p>
+      <w:pPr>
+        <w:pStyle w:val="BodyText"/>
+      </w:pPr>
+      <w:r>
+        <w:t xml:space="preserve">데니스: 그다음엔요?</w:t>
+      </w:r>
+    </w:p>
+    <w:p>
+      <w:pPr>
+        <w:pStyle w:val="BodyText"/>
+      </w:pPr>
+      <w:r>
+        <w:t xml:space="preserve">노아: 그다음엔 적자예요. 투자를 받지 못하면요.</w:t>
+      </w:r>
+    </w:p>
+    <w:p>
+      <w:pPr>
+        <w:pStyle w:val="BodyText"/>
+      </w:pPr>
+      <w:r>
+        <w:t xml:space="preserve">엘레나: 노아, 개인적으로는요? 얼마나 버틸 수 있어요?</w:t>
+      </w:r>
+    </w:p>
+    <w:p>
+      <w:pPr>
+        <w:pStyle w:val="BodyText"/>
+      </w:pPr>
+      <w:r>
+        <w:t xml:space="preserve">노아: 개인 런웨이요? 7개월쯤이요. 밥을 많이 먹으면요. 할번에서 좋은 월급을 포기했으니까, 투자 없이 보내는 한 달 한 달이 고스란히 제 저축에서 나가요.</w:t>
+      </w:r>
+    </w:p>
+    <w:p>
+      <w:pPr>
+        <w:pStyle w:val="BodyText"/>
+      </w:pPr>
+      <w:r>
+        <w:t xml:space="preserve">프리야: 7개월. 노아, 그거 얼마 안 되잖아.</w:t>
+      </w:r>
+    </w:p>
+    <w:p>
+      <w:pPr>
+        <w:pStyle w:val="BodyText"/>
+      </w:pPr>
+      <w:r>
+        <w:t xml:space="preserve">노아: 알아. 그래서 곧 투자 유치를 시작해야 해.</w:t>
+      </w:r>
+    </w:p>
+    <w:p>
+      <w:pPr>
+        <w:pStyle w:val="BodyText"/>
+      </w:pPr>
+      <w:r>
+        <w:t xml:space="preserve">마커스: 그리고 내 런웨이는 0이야. 대출이 있고 애가 둘이니까. 이 회사를 믿지만, Veyra가 월급을 줄 수 있을 때까지는 월급 받아 오는 걸 멈출 수 없어.</w:t>
+      </w:r>
+    </w:p>
+    <w:p>
+      <w:pPr>
+        <w:pStyle w:val="BodyText"/>
+      </w:pPr>
+      <w:r>
+        <w:t xml:space="preserve">데니스: 그러니까 당신은 회사 계속 다녀야지, 여보. 월급 나올 때까진.</w:t>
+      </w:r>
+    </w:p>
+    <w:bookmarkEnd w:id="34"/>
+    <w:bookmarkStart w:id="35" w:name="절정전환-한-번에-4천만은-없다-1"/>
+    <w:p>
+      <w:pPr>
+        <w:pStyle w:val="Heading3"/>
+      </w:pPr>
+      <w:r>
+        <w:t xml:space="preserve">절정·전환 — 한 번에 4천만은 없다</w:t>
+      </w:r>
+    </w:p>
+    <w:p>
+      <w:pPr>
+        <w:pStyle w:val="FirstParagraph"/>
+      </w:pPr>
+      <w:r>
+        <w:t xml:space="preserve">노아: 솔직히 4,200만은 지금 불가능하게 느껴져요.</w:t>
+      </w:r>
+    </w:p>
+    <w:p>
+      <w:pPr>
+        <w:pStyle w:val="BodyText"/>
+      </w:pPr>
+      <w:r>
+        <w:t xml:space="preserve">엘레나: 한 번에 다 모으는 사람은 없어요. 큰 회사도요.</w:t>
+      </w:r>
+    </w:p>
+    <w:p>
+      <w:pPr>
+        <w:pStyle w:val="BodyText"/>
+      </w:pPr>
+      <w:r>
+        <w:t xml:space="preserve">데니스: 계단 같은 거예요. 한 번에 한 칸씩 올라가는 거죠.</w:t>
+      </w:r>
+    </w:p>
+    <w:p>
+      <w:pPr>
+        <w:pStyle w:val="BodyText"/>
+      </w:pPr>
+      <w:r>
+        <w:t xml:space="preserve">노아: 한 칸씩. 첫 번째 칸은 뭔데요?</w:t>
+      </w:r>
+    </w:p>
+    <w:p>
+      <w:pPr>
+        <w:pStyle w:val="BodyText"/>
+      </w:pPr>
+      <w:r>
+        <w:t xml:space="preserve">엘레나: 아이디어가 통한다는 걸 증명하는 거예요. 실험실에서, 그리고 동물에서. 투자자들은 종이 위의 아이디어엔 돈을 안 내지만, 그 아이디어가 말한 대로 된다는 증거엔 돈을 내요.</w:t>
+      </w:r>
+    </w:p>
+    <w:p>
+      <w:pPr>
+        <w:pStyle w:val="BodyText"/>
+      </w:pPr>
+      <w:r>
+        <w:t xml:space="preserve">프리야: 그건 18개월쯤 걸리는 일이에요.</w:t>
+      </w:r>
+    </w:p>
+    <w:p>
+      <w:pPr>
+        <w:pStyle w:val="BodyText"/>
+      </w:pPr>
+      <w:r>
+        <w:t xml:space="preserve">데니스: 그리고 18개월에 얼마가 들죠?</w:t>
+      </w:r>
+    </w:p>
+    <w:p>
+      <w:pPr>
+        <w:pStyle w:val="BodyText"/>
+      </w:pPr>
+      <w:r>
+        <w:t xml:space="preserve">노아: 냅킨 뒷면에 대충 계산해 볼게요.</w:t>
+      </w:r>
+    </w:p>
+    <w:p>
+      <w:pPr>
+        <w:pStyle w:val="BodyText"/>
+      </w:pPr>
+      <w:r>
+        <w:t xml:space="preserve">마커스: 당연히 냅킨이 있겠지.</w:t>
+      </w:r>
+    </w:p>
+    <w:p>
+      <w:pPr>
+        <w:pStyle w:val="BodyText"/>
+      </w:pPr>
+      <w:r>
+        <w:t xml:space="preserve">노아: 임대료, 실험, 프리야 월급, 내 월급, 법무. 150만 달러쯤이요.</w:t>
+      </w:r>
+    </w:p>
+    <w:p>
+      <w:pPr>
+        <w:pStyle w:val="BodyText"/>
+      </w:pPr>
+      <w:r>
+        <w:t xml:space="preserve">데니스: 풀이 과정을 보여 줘요.</w:t>
+      </w:r>
+    </w:p>
+    <w:p>
+      <w:pPr>
+        <w:pStyle w:val="BodyText"/>
+      </w:pPr>
+      <w:r>
+        <w:t xml:space="preserve">노아: 여기요. 급여 90만, 18개월 동안 소규모 팀 기준이에요. 실험 40만, 동물 시험 포함이고요. 나머지 20만은 임대료, 법무, 그리고 그 밖의 모든 것이에요.</w:t>
+      </w:r>
+    </w:p>
+    <w:p>
+      <w:pPr>
+        <w:pStyle w:val="BodyText"/>
+      </w:pPr>
+      <w:r>
+        <w:t xml:space="preserve">데니스: 흠. 예비비를 조금 넣어요. 그래도 네, 합리적이에요.</w:t>
+      </w:r>
+    </w:p>
+    <w:p>
+      <w:pPr>
+        <w:pStyle w:val="BodyText"/>
+      </w:pPr>
+      <w:r>
+        <w:t xml:space="preserve">엘레나: 그러니까 첫 요청 금액은 150만이네요. 4,200이 아니라.</w:t>
+      </w:r>
+    </w:p>
+    <w:p>
+      <w:pPr>
+        <w:pStyle w:val="BodyText"/>
+      </w:pPr>
+      <w:r>
+        <w:t xml:space="preserve">노아: 150만. 그건… 가능할 것 같네요.</w:t>
+      </w:r>
+    </w:p>
+    <w:p>
+      <w:pPr>
+        <w:pStyle w:val="BodyText"/>
+      </w:pPr>
+      <w:r>
+        <w:t xml:space="preserve">프리야: 그리고 그걸로 내 월급을 줄 수 있어. 그럼 비자 문제가 해결되고.</w:t>
+      </w:r>
+    </w:p>
+    <w:p>
+      <w:pPr>
+        <w:pStyle w:val="BodyText"/>
+      </w:pPr>
+      <w:r>
+        <w:t xml:space="preserve">노아: 그게 모델 전체에서 가장 중요한 줄이야.</w:t>
+      </w:r>
+    </w:p>
+    <w:p>
+      <w:pPr>
+        <w:pStyle w:val="BodyText"/>
+      </w:pPr>
+      <w:r>
+        <w:t xml:space="preserve">데니스: 그럼 각 계단마다 마일스톤이 필요해요. 투자자들이 볼 수 있는 거요. 한 계단을 끝내고 결과를 보여 주면, 다음 투자자는 꿈을 사는 게 아니에요. 증거를 사는 거죠.</w:t>
+      </w:r>
+    </w:p>
+    <w:p>
+      <w:pPr>
+        <w:pStyle w:val="BodyText"/>
+      </w:pPr>
+      <w:r>
+        <w:t xml:space="preserve">마커스: 1단계: 젤이 고압 멸균을 견딘다.</w:t>
+      </w:r>
+    </w:p>
+    <w:p>
+      <w:pPr>
+        <w:pStyle w:val="BodyText"/>
+      </w:pPr>
+      <w:r>
+        <w:t xml:space="preserve">프리야: 2단계: 실험실에서 반복적으로 더 빨리 녹는다.</w:t>
+      </w:r>
+    </w:p>
+    <w:p>
+      <w:pPr>
+        <w:pStyle w:val="BodyText"/>
+      </w:pPr>
+      <w:r>
+        <w:t xml:space="preserve">엘레나: 3단계: 동물 시험에서 안전하게 효과가 있다.</w:t>
+      </w:r>
+    </w:p>
+    <w:p>
+      <w:pPr>
+        <w:pStyle w:val="BodyText"/>
+      </w:pPr>
+      <w:r>
+        <w:t xml:space="preserve">노아: 그다음 4단계, 다음 라운드. 더 큰 돈, 더 큰 마일스톤.</w:t>
+      </w:r>
+    </w:p>
+    <w:p>
+      <w:pPr>
+        <w:pStyle w:val="BodyText"/>
+      </w:pPr>
+      <w:r>
+        <w:t xml:space="preserve">데니스: 이제야 계획이네요. 소원이 아니라 계획.</w:t>
+      </w:r>
+    </w:p>
+    <w:p>
+      <w:pPr>
+        <w:pStyle w:val="BodyText"/>
+      </w:pPr>
+      <w:r>
+        <w:t xml:space="preserve">노아: 데니스, 혹시 저희가 모셔도 될까요?</w:t>
+      </w:r>
+    </w:p>
+    <w:p>
+      <w:pPr>
+        <w:pStyle w:val="BodyText"/>
+      </w:pPr>
+      <w:r>
+        <w:t xml:space="preserve">데니스: 저를 감당 못 하실걸요. 하지만 숙제 검사는 공짜로 해 드릴게요.</w:t>
+      </w:r>
+    </w:p>
+    <w:bookmarkEnd w:id="35"/>
+    <w:bookmarkStart w:id="36" w:name="마무리-다음-단계-1"/>
+    <w:p>
+      <w:pPr>
+        <w:pStyle w:val="Heading3"/>
+      </w:pPr>
+      <w:r>
+        <w:t xml:space="preserve">마무리 — 다음 단계</w:t>
+      </w:r>
+    </w:p>
+    <w:p>
+      <w:pPr>
+        <w:pStyle w:val="FirstParagraph"/>
+      </w:pPr>
+      <w:r>
+        <w:t xml:space="preserve">케일라: 아빠, 숙제 다 했어. 이제 다시 와도 돼?</w:t>
+      </w:r>
+    </w:p>
+    <w:p>
+      <w:pPr>
+        <w:pStyle w:val="BodyText"/>
+      </w:pPr>
+      <w:r>
+        <w:t xml:space="preserve">마커스: 엄마가 검사했어?</w:t>
+      </w:r>
+    </w:p>
+    <w:p>
+      <w:pPr>
+        <w:pStyle w:val="BodyText"/>
+      </w:pPr>
+      <w:r>
+        <w:t xml:space="preserve">케일라: 아직. 근데 풀이 과정 다 보여 줬어. 단계마다.</w:t>
+      </w:r>
+    </w:p>
+    <w:p>
+      <w:pPr>
+        <w:pStyle w:val="BodyText"/>
+      </w:pPr>
+      <w:r>
+        <w:t xml:space="preserve">데니스: 역시 내 딸이야.</w:t>
+      </w:r>
+    </w:p>
+    <w:p>
+      <w:pPr>
+        <w:pStyle w:val="BodyText"/>
+      </w:pPr>
+      <w:r>
+        <w:t xml:space="preserve">케일라: 그래서, 아저씨들 부자 되는 거예요?</w:t>
+      </w:r>
+    </w:p>
+    <w:p>
+      <w:pPr>
+        <w:pStyle w:val="BodyText"/>
+      </w:pPr>
+      <w:r>
+        <w:t xml:space="preserve">노아: 언젠가는. 먼저 쓸모 있는 사람이 돼야지.</w:t>
+      </w:r>
+    </w:p>
+    <w:p>
+      <w:pPr>
+        <w:pStyle w:val="BodyText"/>
+      </w:pPr>
+      <w:r>
+        <w:t xml:space="preserve">케일라: 필러가 성공하면 내가 첫 손님 해도 돼요?</w:t>
+      </w:r>
+    </w:p>
+    <w:p>
+      <w:pPr>
+        <w:pStyle w:val="BodyText"/>
+      </w:pPr>
+      <w:r>
+        <w:t xml:space="preserve">마커스: 서른 살 전엔 안 돼. 마흔일 수도 있고.</w:t>
+      </w:r>
+    </w:p>
+    <w:p>
+      <w:pPr>
+        <w:pStyle w:val="BodyText"/>
+      </w:pPr>
+      <w:r>
+        <w:t xml:space="preserve">엘레나: 현명한 아빠네요. 딸도 현명하고. 항상 풀이 과정을 보여 줘.</w:t>
+      </w:r>
+    </w:p>
+    <w:p>
+      <w:pPr>
+        <w:pStyle w:val="BodyText"/>
+      </w:pPr>
+      <w:r>
+        <w:t xml:space="preserve">프리야: 그래서 우리 다음은 뭐야, 노아?</w:t>
+      </w:r>
+    </w:p>
+    <w:p>
+      <w:pPr>
+        <w:pStyle w:val="BodyText"/>
+      </w:pPr>
+      <w:r>
+        <w:t xml:space="preserve">노아: 누구한테 돈을 요청하기 전에, 질문이 하나 더 있어.</w:t>
+      </w:r>
+    </w:p>
+    <w:p>
+      <w:pPr>
+        <w:pStyle w:val="BodyText"/>
+      </w:pPr>
+      <w:r>
+        <w:t xml:space="preserve">엘레나: 그게 뭔데요?</w:t>
+      </w:r>
+    </w:p>
+    <w:p>
+      <w:pPr>
+        <w:pStyle w:val="BodyText"/>
+      </w:pPr>
+      <w:r>
+        <w:t xml:space="preserve">노아: 시술자들이 이걸 정말 원할까요? 아니면 우리만 그렇게 생각하는 걸까요? 우린 그 생각 하나에 계획 전체를 세웠는데, 이걸 매일 쓸 사람들에게는 아직 충분히 물어보지 않았어요.</w:t>
+      </w:r>
+    </w:p>
+    <w:p>
+      <w:pPr>
+        <w:pStyle w:val="BodyText"/>
+      </w:pPr>
+      <w:r>
+        <w:t xml:space="preserve">데니스: 좋은 질문이네요. 답을 절대 넘겨짚지 마요.</w:t>
+      </w:r>
+    </w:p>
+    <w:p>
+      <w:pPr>
+        <w:pStyle w:val="BodyText"/>
+      </w:pPr>
+      <w:r>
+        <w:t xml:space="preserve">노아: 그럼 다음 주에 직접 나가서 물어볼게요.</w:t>
+      </w:r>
+    </w:p>
+    <w:bookmarkEnd w:id="36"/>
+    <w:bookmarkEnd w:id="37"/>
+    <w:bookmarkEnd w:id="38"/>
     <w:sectPr/>
   </w:body>
 </w:document>
@@ -3497,583 +3444,8 @@
       </w:pPr>
     </w:lvl>
   </w:abstractNum>
-  <w:abstractNum w:abstractNumId="99411">
-    <w:nsid w:val="A99411"/>
-    <w:multiLevelType w:val="multilevel"/>
-    <w:lvl w:ilvl="0">
-      <w:start w:val="1"/>
-      <w:numFmt w:val="decimal"/>
-      <w:lvlText w:val="%1."/>
-      <w:lvlJc w:val="left"/>
-      <w:pPr>
-        <w:ind w:left="720" w:hanging="480"/>
-      </w:pPr>
-    </w:lvl>
-    <w:lvl w:ilvl="1">
-      <w:start w:val="1"/>
-      <w:numFmt w:val="decimal"/>
-      <w:lvlText w:val="%2."/>
-      <w:lvlJc w:val="left"/>
-      <w:pPr>
-        <w:ind w:left="1440" w:hanging="480"/>
-      </w:pPr>
-    </w:lvl>
-    <w:lvl w:ilvl="2">
-      <w:start w:val="1"/>
-      <w:numFmt w:val="decimal"/>
-      <w:lvlText w:val="%3."/>
-      <w:lvlJc w:val="left"/>
-      <w:pPr>
-        <w:ind w:left="2160" w:hanging="480"/>
-      </w:pPr>
-    </w:lvl>
-    <w:lvl w:ilvl="3">
-      <w:start w:val="1"/>
-      <w:numFmt w:val="decimal"/>
-      <w:lvlText w:val="%4."/>
-      <w:lvlJc w:val="left"/>
-      <w:pPr>
-        <w:ind w:left="2880" w:hanging="480"/>
-      </w:pPr>
-    </w:lvl>
-    <w:lvl w:ilvl="4">
-      <w:start w:val="1"/>
-      <w:numFmt w:val="decimal"/>
-      <w:lvlText w:val="%5."/>
-      <w:lvlJc w:val="left"/>
-      <w:pPr>
-        <w:ind w:left="3600" w:hanging="480"/>
-      </w:pPr>
-    </w:lvl>
-    <w:lvl w:ilvl="5">
-      <w:start w:val="1"/>
-      <w:numFmt w:val="decimal"/>
-      <w:lvlText w:val="%6."/>
-      <w:lvlJc w:val="left"/>
-      <w:pPr>
-        <w:ind w:left="4320" w:hanging="480"/>
-      </w:pPr>
-    </w:lvl>
-    <w:lvl w:ilvl="6">
-      <w:start w:val="1"/>
-      <w:numFmt w:val="decimal"/>
-      <w:lvlText w:val="%7."/>
-      <w:lvlJc w:val="left"/>
-      <w:pPr>
-        <w:ind w:left="5040" w:hanging="480"/>
-      </w:pPr>
-    </w:lvl>
-    <w:lvl w:ilvl="7">
-      <w:start w:val="1"/>
-      <w:numFmt w:val="decimal"/>
-      <w:lvlText w:val="%8."/>
-      <w:lvlJc w:val="left"/>
-      <w:pPr>
-        <w:ind w:left="5760" w:hanging="480"/>
-      </w:pPr>
-    </w:lvl>
-    <w:lvl w:ilvl="8">
-      <w:start w:val="1"/>
-      <w:numFmt w:val="decimal"/>
-      <w:lvlText w:val="%9."/>
-      <w:lvlJc w:val="left"/>
-      <w:pPr>
-        <w:ind w:left="6480" w:hanging="480"/>
-      </w:pPr>
-    </w:lvl>
-  </w:abstractNum>
-  <w:abstractNum w:abstractNumId="994116">
-    <w:nsid w:val="A994116"/>
-    <w:multiLevelType w:val="multilevel"/>
-    <w:lvl w:ilvl="0">
-      <w:start w:val="16"/>
-      <w:numFmt w:val="decimal"/>
-      <w:lvlText w:val="%1."/>
-      <w:lvlJc w:val="left"/>
-      <w:pPr>
-        <w:ind w:left="720" w:hanging="480"/>
-      </w:pPr>
-    </w:lvl>
-    <w:lvl w:ilvl="1">
-      <w:start w:val="16"/>
-      <w:numFmt w:val="decimal"/>
-      <w:lvlText w:val="%2."/>
-      <w:lvlJc w:val="left"/>
-      <w:pPr>
-        <w:ind w:left="1440" w:hanging="480"/>
-      </w:pPr>
-    </w:lvl>
-    <w:lvl w:ilvl="2">
-      <w:start w:val="16"/>
-      <w:numFmt w:val="decimal"/>
-      <w:lvlText w:val="%3."/>
-      <w:lvlJc w:val="left"/>
-      <w:pPr>
-        <w:ind w:left="2160" w:hanging="480"/>
-      </w:pPr>
-    </w:lvl>
-    <w:lvl w:ilvl="3">
-      <w:start w:val="16"/>
-      <w:numFmt w:val="decimal"/>
-      <w:lvlText w:val="%4."/>
-      <w:lvlJc w:val="left"/>
-      <w:pPr>
-        <w:ind w:left="2880" w:hanging="480"/>
-      </w:pPr>
-    </w:lvl>
-    <w:lvl w:ilvl="4">
-      <w:start w:val="16"/>
-      <w:numFmt w:val="decimal"/>
-      <w:lvlText w:val="%5."/>
-      <w:lvlJc w:val="left"/>
-      <w:pPr>
-        <w:ind w:left="3600" w:hanging="480"/>
-      </w:pPr>
-    </w:lvl>
-    <w:lvl w:ilvl="5">
-      <w:start w:val="16"/>
-      <w:numFmt w:val="decimal"/>
-      <w:lvlText w:val="%6."/>
-      <w:lvlJc w:val="left"/>
-      <w:pPr>
-        <w:ind w:left="4320" w:hanging="480"/>
-      </w:pPr>
-    </w:lvl>
-    <w:lvl w:ilvl="6">
-      <w:start w:val="16"/>
-      <w:numFmt w:val="decimal"/>
-      <w:lvlText w:val="%7."/>
-      <w:lvlJc w:val="left"/>
-      <w:pPr>
-        <w:ind w:left="5040" w:hanging="480"/>
-      </w:pPr>
-    </w:lvl>
-    <w:lvl w:ilvl="7">
-      <w:start w:val="16"/>
-      <w:numFmt w:val="decimal"/>
-      <w:lvlText w:val="%8."/>
-      <w:lvlJc w:val="left"/>
-      <w:pPr>
-        <w:ind w:left="5760" w:hanging="480"/>
-      </w:pPr>
-    </w:lvl>
-    <w:lvl w:ilvl="8">
-      <w:start w:val="16"/>
-      <w:numFmt w:val="decimal"/>
-      <w:lvlText w:val="%9."/>
-      <w:lvlJc w:val="left"/>
-      <w:pPr>
-        <w:ind w:left="6480" w:hanging="480"/>
-      </w:pPr>
-    </w:lvl>
-  </w:abstractNum>
-  <w:abstractNum w:abstractNumId="994151">
-    <w:nsid w:val="A994151"/>
-    <w:multiLevelType w:val="multilevel"/>
-    <w:lvl w:ilvl="0">
-      <w:start w:val="51"/>
-      <w:numFmt w:val="decimal"/>
-      <w:lvlText w:val="%1."/>
-      <w:lvlJc w:val="left"/>
-      <w:pPr>
-        <w:ind w:left="720" w:hanging="480"/>
-      </w:pPr>
-    </w:lvl>
-    <w:lvl w:ilvl="1">
-      <w:start w:val="51"/>
-      <w:numFmt w:val="decimal"/>
-      <w:lvlText w:val="%2."/>
-      <w:lvlJc w:val="left"/>
-      <w:pPr>
-        <w:ind w:left="1440" w:hanging="480"/>
-      </w:pPr>
-    </w:lvl>
-    <w:lvl w:ilvl="2">
-      <w:start w:val="51"/>
-      <w:numFmt w:val="decimal"/>
-      <w:lvlText w:val="%3."/>
-      <w:lvlJc w:val="left"/>
-      <w:pPr>
-        <w:ind w:left="2160" w:hanging="480"/>
-      </w:pPr>
-    </w:lvl>
-    <w:lvl w:ilvl="3">
-      <w:start w:val="51"/>
-      <w:numFmt w:val="decimal"/>
-      <w:lvlText w:val="%4."/>
-      <w:lvlJc w:val="left"/>
-      <w:pPr>
-        <w:ind w:left="2880" w:hanging="480"/>
-      </w:pPr>
-    </w:lvl>
-    <w:lvl w:ilvl="4">
-      <w:start w:val="51"/>
-      <w:numFmt w:val="decimal"/>
-      <w:lvlText w:val="%5."/>
-      <w:lvlJc w:val="left"/>
-      <w:pPr>
-        <w:ind w:left="3600" w:hanging="480"/>
-      </w:pPr>
-    </w:lvl>
-    <w:lvl w:ilvl="5">
-      <w:start w:val="51"/>
-      <w:numFmt w:val="decimal"/>
-      <w:lvlText w:val="%6."/>
-      <w:lvlJc w:val="left"/>
-      <w:pPr>
-        <w:ind w:left="4320" w:hanging="480"/>
-      </w:pPr>
-    </w:lvl>
-    <w:lvl w:ilvl="6">
-      <w:start w:val="51"/>
-      <w:numFmt w:val="decimal"/>
-      <w:lvlText w:val="%7."/>
-      <w:lvlJc w:val="left"/>
-      <w:pPr>
-        <w:ind w:left="5040" w:hanging="480"/>
-      </w:pPr>
-    </w:lvl>
-    <w:lvl w:ilvl="7">
-      <w:start w:val="51"/>
-      <w:numFmt w:val="decimal"/>
-      <w:lvlText w:val="%8."/>
-      <w:lvlJc w:val="left"/>
-      <w:pPr>
-        <w:ind w:left="5760" w:hanging="480"/>
-      </w:pPr>
-    </w:lvl>
-    <w:lvl w:ilvl="8">
-      <w:start w:val="51"/>
-      <w:numFmt w:val="decimal"/>
-      <w:lvlText w:val="%9."/>
-      <w:lvlJc w:val="left"/>
-      <w:pPr>
-        <w:ind w:left="6480" w:hanging="480"/>
-      </w:pPr>
-    </w:lvl>
-  </w:abstractNum>
-  <w:abstractNum w:abstractNumId="994181">
-    <w:nsid w:val="A994181"/>
-    <w:multiLevelType w:val="multilevel"/>
-    <w:lvl w:ilvl="0">
-      <w:start w:val="81"/>
-      <w:numFmt w:val="decimal"/>
-      <w:lvlText w:val="%1."/>
-      <w:lvlJc w:val="left"/>
-      <w:pPr>
-        <w:ind w:left="720" w:hanging="480"/>
-      </w:pPr>
-    </w:lvl>
-    <w:lvl w:ilvl="1">
-      <w:start w:val="81"/>
-      <w:numFmt w:val="decimal"/>
-      <w:lvlText w:val="%2."/>
-      <w:lvlJc w:val="left"/>
-      <w:pPr>
-        <w:ind w:left="1440" w:hanging="480"/>
-      </w:pPr>
-    </w:lvl>
-    <w:lvl w:ilvl="2">
-      <w:start w:val="81"/>
-      <w:numFmt w:val="decimal"/>
-      <w:lvlText w:val="%3."/>
-      <w:lvlJc w:val="left"/>
-      <w:pPr>
-        <w:ind w:left="2160" w:hanging="480"/>
-      </w:pPr>
-    </w:lvl>
-    <w:lvl w:ilvl="3">
-      <w:start w:val="81"/>
-      <w:numFmt w:val="decimal"/>
-      <w:lvlText w:val="%4."/>
-      <w:lvlJc w:val="left"/>
-      <w:pPr>
-        <w:ind w:left="2880" w:hanging="480"/>
-      </w:pPr>
-    </w:lvl>
-    <w:lvl w:ilvl="4">
-      <w:start w:val="81"/>
-      <w:numFmt w:val="decimal"/>
-      <w:lvlText w:val="%5."/>
-      <w:lvlJc w:val="left"/>
-      <w:pPr>
-        <w:ind w:left="3600" w:hanging="480"/>
-      </w:pPr>
-    </w:lvl>
-    <w:lvl w:ilvl="5">
-      <w:start w:val="81"/>
-      <w:numFmt w:val="decimal"/>
-      <w:lvlText w:val="%6."/>
-      <w:lvlJc w:val="left"/>
-      <w:pPr>
-        <w:ind w:left="4320" w:hanging="480"/>
-      </w:pPr>
-    </w:lvl>
-    <w:lvl w:ilvl="6">
-      <w:start w:val="81"/>
-      <w:numFmt w:val="decimal"/>
-      <w:lvlText w:val="%7."/>
-      <w:lvlJc w:val="left"/>
-      <w:pPr>
-        <w:ind w:left="5040" w:hanging="480"/>
-      </w:pPr>
-    </w:lvl>
-    <w:lvl w:ilvl="7">
-      <w:start w:val="81"/>
-      <w:numFmt w:val="decimal"/>
-      <w:lvlText w:val="%8."/>
-      <w:lvlJc w:val="left"/>
-      <w:pPr>
-        <w:ind w:left="5760" w:hanging="480"/>
-      </w:pPr>
-    </w:lvl>
-    <w:lvl w:ilvl="8">
-      <w:start w:val="81"/>
-      <w:numFmt w:val="decimal"/>
-      <w:lvlText w:val="%9."/>
-      <w:lvlJc w:val="left"/>
-      <w:pPr>
-        <w:ind w:left="6480" w:hanging="480"/>
-      </w:pPr>
-    </w:lvl>
-  </w:abstractNum>
-  <w:abstractNum w:abstractNumId="9941106">
-    <w:nsid w:val="A9941106"/>
-    <w:multiLevelType w:val="multilevel"/>
-    <w:lvl w:ilvl="0">
-      <w:start w:val="106"/>
-      <w:numFmt w:val="decimal"/>
-      <w:lvlText w:val="%1."/>
-      <w:lvlJc w:val="left"/>
-      <w:pPr>
-        <w:ind w:left="720" w:hanging="480"/>
-      </w:pPr>
-    </w:lvl>
-    <w:lvl w:ilvl="1">
-      <w:start w:val="106"/>
-      <w:numFmt w:val="decimal"/>
-      <w:lvlText w:val="%2."/>
-      <w:lvlJc w:val="left"/>
-      <w:pPr>
-        <w:ind w:left="1440" w:hanging="480"/>
-      </w:pPr>
-    </w:lvl>
-    <w:lvl w:ilvl="2">
-      <w:start w:val="106"/>
-      <w:numFmt w:val="decimal"/>
-      <w:lvlText w:val="%3."/>
-      <w:lvlJc w:val="left"/>
-      <w:pPr>
-        <w:ind w:left="2160" w:hanging="480"/>
-      </w:pPr>
-    </w:lvl>
-    <w:lvl w:ilvl="3">
-      <w:start w:val="106"/>
-      <w:numFmt w:val="decimal"/>
-      <w:lvlText w:val="%4."/>
-      <w:lvlJc w:val="left"/>
-      <w:pPr>
-        <w:ind w:left="2880" w:hanging="480"/>
-      </w:pPr>
-    </w:lvl>
-    <w:lvl w:ilvl="4">
-      <w:start w:val="106"/>
-      <w:numFmt w:val="decimal"/>
-      <w:lvlText w:val="%5."/>
-      <w:lvlJc w:val="left"/>
-      <w:pPr>
-        <w:ind w:left="3600" w:hanging="480"/>
-      </w:pPr>
-    </w:lvl>
-    <w:lvl w:ilvl="5">
-      <w:start w:val="106"/>
-      <w:numFmt w:val="decimal"/>
-      <w:lvlText w:val="%6."/>
-      <w:lvlJc w:val="left"/>
-      <w:pPr>
-        <w:ind w:left="4320" w:hanging="480"/>
-      </w:pPr>
-    </w:lvl>
-    <w:lvl w:ilvl="6">
-      <w:start w:val="106"/>
-      <w:numFmt w:val="decimal"/>
-      <w:lvlText w:val="%7."/>
-      <w:lvlJc w:val="left"/>
-      <w:pPr>
-        <w:ind w:left="5040" w:hanging="480"/>
-      </w:pPr>
-    </w:lvl>
-    <w:lvl w:ilvl="7">
-      <w:start w:val="106"/>
-      <w:numFmt w:val="decimal"/>
-      <w:lvlText w:val="%8."/>
-      <w:lvlJc w:val="left"/>
-      <w:pPr>
-        <w:ind w:left="5760" w:hanging="480"/>
-      </w:pPr>
-    </w:lvl>
-    <w:lvl w:ilvl="8">
-      <w:start w:val="106"/>
-      <w:numFmt w:val="decimal"/>
-      <w:lvlText w:val="%9."/>
-      <w:lvlJc w:val="left"/>
-      <w:pPr>
-        <w:ind w:left="6480" w:hanging="480"/>
-      </w:pPr>
-    </w:lvl>
-  </w:abstractNum>
   <w:num w:numId="1000">
     <w:abstractNumId w:val="990"/>
-  </w:num>
-  <w:num w:numId="1001">
-    <w:abstractNumId w:val="99411"/>
-    <w:lvlOverride w:ilvl="0">
-      <w:startOverride w:val="1"/>
-    </w:lvlOverride>
-    <w:lvlOverride w:ilvl="1">
-      <w:startOverride w:val="1"/>
-    </w:lvlOverride>
-    <w:lvlOverride w:ilvl="2">
-      <w:startOverride w:val="1"/>
-    </w:lvlOverride>
-    <w:lvlOverride w:ilvl="3">
-      <w:startOverride w:val="1"/>
-    </w:lvlOverride>
-    <w:lvlOverride w:ilvl="4">
-      <w:startOverride w:val="1"/>
-    </w:lvlOverride>
-    <w:lvlOverride w:ilvl="5">
-      <w:startOverride w:val="1"/>
-    </w:lvlOverride>
-    <w:lvlOverride w:ilvl="6">
-      <w:startOverride w:val="1"/>
-    </w:lvlOverride>
-    <w:lvlOverride w:ilvl="7">
-      <w:startOverride w:val="1"/>
-    </w:lvlOverride>
-    <w:lvlOverride w:ilvl="8">
-      <w:startOverride w:val="1"/>
-    </w:lvlOverride>
-  </w:num>
-  <w:num w:numId="1002">
-    <w:abstractNumId w:val="994116"/>
-    <w:lvlOverride w:ilvl="0">
-      <w:startOverride w:val="16"/>
-    </w:lvlOverride>
-    <w:lvlOverride w:ilvl="1">
-      <w:startOverride w:val="16"/>
-    </w:lvlOverride>
-    <w:lvlOverride w:ilvl="2">
-      <w:startOverride w:val="16"/>
-    </w:lvlOverride>
-    <w:lvlOverride w:ilvl="3">
-      <w:startOverride w:val="16"/>
-    </w:lvlOverride>
-    <w:lvlOverride w:ilvl="4">
-      <w:startOverride w:val="16"/>
-    </w:lvlOverride>
-    <w:lvlOverride w:ilvl="5">
-      <w:startOverride w:val="16"/>
-    </w:lvlOverride>
-    <w:lvlOverride w:ilvl="6">
-      <w:startOverride w:val="16"/>
-    </w:lvlOverride>
-    <w:lvlOverride w:ilvl="7">
-      <w:startOverride w:val="16"/>
-    </w:lvlOverride>
-    <w:lvlOverride w:ilvl="8">
-      <w:startOverride w:val="16"/>
-    </w:lvlOverride>
-  </w:num>
-  <w:num w:numId="1003">
-    <w:abstractNumId w:val="994151"/>
-    <w:lvlOverride w:ilvl="0">
-      <w:startOverride w:val="51"/>
-    </w:lvlOverride>
-    <w:lvlOverride w:ilvl="1">
-      <w:startOverride w:val="51"/>
-    </w:lvlOverride>
-    <w:lvlOverride w:ilvl="2">
-      <w:startOverride w:val="51"/>
-    </w:lvlOverride>
-    <w:lvlOverride w:ilvl="3">
-      <w:startOverride w:val="51"/>
-    </w:lvlOverride>
-    <w:lvlOverride w:ilvl="4">
-      <w:startOverride w:val="51"/>
-    </w:lvlOverride>
-    <w:lvlOverride w:ilvl="5">
-      <w:startOverride w:val="51"/>
-    </w:lvlOverride>
-    <w:lvlOverride w:ilvl="6">
-      <w:startOverride w:val="51"/>
-    </w:lvlOverride>
-    <w:lvlOverride w:ilvl="7">
-      <w:startOverride w:val="51"/>
-    </w:lvlOverride>
-    <w:lvlOverride w:ilvl="8">
-      <w:startOverride w:val="51"/>
-    </w:lvlOverride>
-  </w:num>
-  <w:num w:numId="1004">
-    <w:abstractNumId w:val="994181"/>
-    <w:lvlOverride w:ilvl="0">
-      <w:startOverride w:val="81"/>
-    </w:lvlOverride>
-    <w:lvlOverride w:ilvl="1">
-      <w:startOverride w:val="81"/>
-    </w:lvlOverride>
-    <w:lvlOverride w:ilvl="2">
-      <w:startOverride w:val="81"/>
-    </w:lvlOverride>
-    <w:lvlOverride w:ilvl="3">
-      <w:startOverride w:val="81"/>
-    </w:lvlOverride>
-    <w:lvlOverride w:ilvl="4">
-      <w:startOverride w:val="81"/>
-    </w:lvlOverride>
-    <w:lvlOverride w:ilvl="5">
-      <w:startOverride w:val="81"/>
-    </w:lvlOverride>
-    <w:lvlOverride w:ilvl="6">
-      <w:startOverride w:val="81"/>
-    </w:lvlOverride>
-    <w:lvlOverride w:ilvl="7">
-      <w:startOverride w:val="81"/>
-    </w:lvlOverride>
-    <w:lvlOverride w:ilvl="8">
-      <w:startOverride w:val="81"/>
-    </w:lvlOverride>
-  </w:num>
-  <w:num w:numId="1005">
-    <w:abstractNumId w:val="9941106"/>
-    <w:lvlOverride w:ilvl="0">
-      <w:startOverride w:val="106"/>
-    </w:lvlOverride>
-    <w:lvlOverride w:ilvl="1">
-      <w:startOverride w:val="106"/>
-    </w:lvlOverride>
-    <w:lvlOverride w:ilvl="2">
-      <w:startOverride w:val="106"/>
-    </w:lvlOverride>
-    <w:lvlOverride w:ilvl="3">
-      <w:startOverride w:val="106"/>
-    </w:lvlOverride>
-    <w:lvlOverride w:ilvl="4">
-      <w:startOverride w:val="106"/>
-    </w:lvlOverride>
-    <w:lvlOverride w:ilvl="5">
-      <w:startOverride w:val="106"/>
-    </w:lvlOverride>
-    <w:lvlOverride w:ilvl="6">
-      <w:startOverride w:val="106"/>
-    </w:lvlOverride>
-    <w:lvlOverride w:ilvl="7">
-      <w:startOverride w:val="106"/>
-    </w:lvlOverride>
-    <w:lvlOverride w:ilvl="8">
-      <w:startOverride w:val="106"/>
-    </w:lvlOverride>
   </w:num>
 </w:numbering>
 </file>
